--- a/ALDO_MORO_UNA_GUERRA_SENZA_FINE_OPERA_COMPLETA.docx
+++ b/ALDO_MORO_UNA_GUERRA_SENZA_FINE_OPERA_COMPLETA.docx
@@ -284,6 +284,28 @@
           <w:sz w:val="24"/>
           <w:szCs w:val="24"/>
         </w:rPr>
+        <w:t xml:space="preserve">Fase decima</w:t>
+      </w:r>
+      <w:r>
+        <w:rPr>
+          <w:rFonts w:ascii="Times New Roman" w:cs="Times New Roman" w:eastAsia="Times New Roman" w:hAnsi="Times New Roman"/>
+          <w:i w:val="false"/>
+          <w:iCs w:val="false"/>
+          <w:sz w:val="24"/>
+          <w:szCs w:val="24"/>
+        </w:rPr>
+        <w:t xml:space="preserve"> (Il principio personalistico): la colpa non è mai del gruppo, è sempre della persona — il registro nominativo delle responsabilità individuali in giudicato. </w:t>
+      </w:r>
+      <w:r>
+        <w:rPr>
+          <w:rFonts w:ascii="Times New Roman" w:cs="Times New Roman" w:eastAsia="Times New Roman" w:hAnsi="Times New Roman"/>
+          <w:b/>
+          <w:bCs/>
+          <w:i w:val="false"/>
+          <w:iCs w:val="false"/>
+          <w:sz w:val="24"/>
+          <w:szCs w:val="24"/>
+        </w:rPr>
         <w:t xml:space="preserve">Apparato dei gradi</w:t>
       </w:r>
       <w:r>
@@ -11425,6 +11447,2955 @@
           <w:szCs w:val="24"/>
         </w:rPr>
         <w:t xml:space="preserve">Fase nona dell'opera «Aldo Moro — Una guerra senza fine» (capp. 68-76). Repertorio integrale e gradato di tutto ciò che è attribuibile al caso: cronologia dei 55 giorni, le vittime di via Fani, gli autori accertati in giudicato, i luoghi, i documenti, gli atti giudiziari e parlamentari, le figure del contesto (senza imputazione), i nodi aperti col loro grado, e ciò che il repertorio esclude per disciplina. Ogni voce con grado A/B/C/F dichiarato. Fonti: Ministero dell'Interno; sentenze dei processi Moro; relazione Commissione Moro 2 (2017); e i documenti interni al branch. Nessuna imputazione oltre il giudicato; nessuna graduatoria.</w:t>
+      </w:r>
+    </w:p>
+    <w:p>
+      <w:r>
+        <w:br w:type="page"/>
+      </w:r>
+    </w:p>
+    <w:p>
+      <w:pPr>
+        <w:pStyle w:val="Heading1"/>
+        <w:spacing w:after="120" w:before="240"/>
+      </w:pPr>
+      <w:r>
+        <w:rPr>
+          <w:rFonts w:ascii="Times New Roman" w:cs="Times New Roman" w:eastAsia="Times New Roman" w:hAnsi="Times New Roman"/>
+          <w:sz w:val="24"/>
+          <w:szCs w:val="24"/>
+        </w:rPr>
+        <w:t xml:space="preserve">Aldo Moro — Una guerra senza fine</w:t>
+      </w:r>
+    </w:p>
+    <w:p>
+      <w:pPr>
+        <w:pStyle w:val="Heading2"/>
+        <w:spacing w:after="100" w:before="200"/>
+      </w:pPr>
+      <w:r>
+        <w:rPr>
+          <w:rFonts w:ascii="Times New Roman" w:cs="Times New Roman" w:eastAsia="Times New Roman" w:hAnsi="Times New Roman"/>
+          <w:sz w:val="24"/>
+          <w:szCs w:val="24"/>
+        </w:rPr>
+        <w:t xml:space="preserve">Fase decima — Il principio personalistico: la colpa non è mai del gruppo, ed è sempre della persona</w:t>
+      </w:r>
+    </w:p>
+    <w:p>
+      <w:pPr>
+        <w:spacing w:after="120" w:line="276"/>
+        <w:jc w:val="both"/>
+      </w:pPr>
+      <w:r>
+        <w:rPr>
+          <w:rFonts w:ascii="Times New Roman" w:cs="Times New Roman" w:eastAsia="Times New Roman" w:hAnsi="Times New Roman"/>
+          <w:i/>
+          <w:iCs/>
+          <w:sz w:val="24"/>
+          <w:szCs w:val="24"/>
+        </w:rPr>
+        <w:t xml:space="preserve">Ampliamento dell'opera — 25 agosto 2026 · Capitoli 77-82</w:t>
+      </w:r>
+    </w:p>
+    <w:p>
+      <w:pPr>
+        <w:pBdr>
+          <w:left w:val="single" w:color="1F3864" w:sz="18" w:space="8"/>
+        </w:pBdr>
+        <w:spacing w:after="80" w:before="80"/>
+        <w:ind w:left="360" w:right="360"/>
+        <w:jc w:val="both"/>
+      </w:pPr>
+      <w:r>
+        <w:rPr>
+          <w:rFonts w:ascii="Times New Roman" w:cs="Times New Roman" w:eastAsia="Times New Roman" w:hAnsi="Times New Roman"/>
+          <w:b/>
+          <w:bCs/>
+          <w:i w:val="false"/>
+          <w:iCs w:val="false"/>
+          <w:sz w:val="24"/>
+          <w:szCs w:val="24"/>
+        </w:rPr>
+        <w:t xml:space="preserve">Statuto della Fase decima.</w:t>
+      </w:r>
+      <w:r>
+        <w:rPr>
+          <w:rFonts w:ascii="Times New Roman" w:cs="Times New Roman" w:eastAsia="Times New Roman" w:hAnsi="Times New Roman"/>
+          <w:i w:val="false"/>
+          <w:iCs w:val="false"/>
+          <w:sz w:val="24"/>
+          <w:szCs w:val="24"/>
+        </w:rPr>
+        <w:t xml:space="preserve"> Le Fasi precedenti hanno costruito il pavimento del giudicato (settima), il ritratto dell'uomo (ottava) e il repertorio gradato del caso (nona). Questa Fase compie un passaggio che era implicito in tutte e che ora viene reso esplicito e sistematico: </w:t>
+      </w:r>
+      <w:r>
+        <w:rPr>
+          <w:rFonts w:ascii="Times New Roman" w:cs="Times New Roman" w:eastAsia="Times New Roman" w:hAnsi="Times New Roman"/>
+          <w:b/>
+          <w:bCs/>
+          <w:i w:val="false"/>
+          <w:iCs w:val="false"/>
+          <w:sz w:val="24"/>
+          <w:szCs w:val="24"/>
+        </w:rPr>
+        <w:t xml:space="preserve">la colpa non è mai del gruppo; è sempre, e soltanto, della persona.</w:t>
+      </w:r>
+      <w:r>
+        <w:rPr>
+          <w:rFonts w:ascii="Times New Roman" w:cs="Times New Roman" w:eastAsia="Times New Roman" w:hAnsi="Times New Roman"/>
+          <w:i w:val="false"/>
+          <w:iCs w:val="false"/>
+          <w:sz w:val="24"/>
+          <w:szCs w:val="24"/>
+        </w:rPr>
+        <w:t xml:space="preserve"> Dove l'opera ha scritto, per economia narrativa, «le Brigate Rosse organizzarono ed eseguirono», questa Fase stabilisce come quella formula vada letta, e la sostituisce — nel solo luogo in cui la sostituzione è lecita, cioè il registro del giudicato — con i </w:t>
+      </w:r>
+      <w:r>
+        <w:rPr>
+          <w:rFonts w:ascii="Times New Roman" w:cs="Times New Roman" w:eastAsia="Times New Roman" w:hAnsi="Times New Roman"/>
+          <w:b/>
+          <w:bCs/>
+          <w:i w:val="false"/>
+          <w:iCs w:val="false"/>
+          <w:sz w:val="24"/>
+          <w:szCs w:val="24"/>
+        </w:rPr>
+        <w:t xml:space="preserve">nomi delle persone singolarmente condannate, ciascuna per la propria condotta accertata</w:t>
+      </w:r>
+      <w:r>
+        <w:rPr>
+          <w:rFonts w:ascii="Times New Roman" w:cs="Times New Roman" w:eastAsia="Times New Roman" w:hAnsi="Times New Roman"/>
+          <w:i w:val="false"/>
+          <w:iCs w:val="false"/>
+          <w:sz w:val="24"/>
+          <w:szCs w:val="24"/>
+        </w:rPr>
+        <w:t xml:space="preserve">.  Il fondamento non è una preferenza stilistica: è l'</w:t>
+      </w:r>
+      <w:r>
+        <w:rPr>
+          <w:rFonts w:ascii="Times New Roman" w:cs="Times New Roman" w:eastAsia="Times New Roman" w:hAnsi="Times New Roman"/>
+          <w:b/>
+          <w:bCs/>
+          <w:i w:val="false"/>
+          <w:iCs w:val="false"/>
+          <w:sz w:val="24"/>
+          <w:szCs w:val="24"/>
+        </w:rPr>
+        <w:t xml:space="preserve">articolo 27, primo comma, della Costituzione</w:t>
+      </w:r>
+      <w:r>
+        <w:rPr>
+          <w:rFonts w:ascii="Times New Roman" w:cs="Times New Roman" w:eastAsia="Times New Roman" w:hAnsi="Times New Roman"/>
+          <w:i w:val="false"/>
+          <w:iCs w:val="false"/>
+          <w:sz w:val="24"/>
+          <w:szCs w:val="24"/>
+        </w:rPr>
+        <w:t xml:space="preserve"> — «La responsabilità penale è personale» — e l'istituto del </w:t>
+      </w:r>
+      <w:r>
+        <w:rPr>
+          <w:rFonts w:ascii="Times New Roman" w:cs="Times New Roman" w:eastAsia="Times New Roman" w:hAnsi="Times New Roman"/>
+          <w:b/>
+          <w:bCs/>
+          <w:i w:val="false"/>
+          <w:iCs w:val="false"/>
+          <w:sz w:val="24"/>
+          <w:szCs w:val="24"/>
+        </w:rPr>
+        <w:t xml:space="preserve">concorso di persone nel reato</w:t>
+      </w:r>
+      <w:r>
+        <w:rPr>
+          <w:rFonts w:ascii="Times New Roman" w:cs="Times New Roman" w:eastAsia="Times New Roman" w:hAnsi="Times New Roman"/>
+          <w:i w:val="false"/>
+          <w:iCs w:val="false"/>
+          <w:sz w:val="24"/>
+          <w:szCs w:val="24"/>
+        </w:rPr>
+        <w:t xml:space="preserve"> (art. 110 c.p.), che è esattamente il modo in cui l'ordinamento pensa un fatto commesso da più individui: non come colpa di un ente collettivo, ma come somma di condotte personali, ciascuna giudicata per sé. La regola dell'opera resta intera: </w:t>
+      </w:r>
+      <w:r>
+        <w:rPr>
+          <w:rFonts w:ascii="Times New Roman" w:cs="Times New Roman" w:eastAsia="Times New Roman" w:hAnsi="Times New Roman"/>
+          <w:b/>
+          <w:bCs/>
+          <w:i w:val="false"/>
+          <w:iCs w:val="false"/>
+          <w:sz w:val="24"/>
+          <w:szCs w:val="24"/>
+        </w:rPr>
+        <w:t xml:space="preserve">si nominano come responsabili solo coloro che una sentenza definitiva ha condannato</w:t>
+      </w:r>
+      <w:r>
+        <w:rPr>
+          <w:rFonts w:ascii="Times New Roman" w:cs="Times New Roman" w:eastAsia="Times New Roman" w:hAnsi="Times New Roman"/>
+          <w:i w:val="false"/>
+          <w:iCs w:val="false"/>
+          <w:sz w:val="24"/>
+          <w:szCs w:val="24"/>
+        </w:rPr>
+        <w:t xml:space="preserve">, e l'appartenenza a un'organizzazione — a una, o a più d'una — non è mai prova di una condotta.</w:t>
+      </w:r>
+    </w:p>
+    <w:p>
+      <w:pPr>
+        <w:pBdr>
+          <w:bottom w:val="single" w:color="999999" w:sz="6" w:space="1"/>
+        </w:pBdr>
+        <w:spacing w:after="80"/>
+      </w:pPr>
+    </w:p>
+    <w:p>
+      <w:pPr>
+        <w:pStyle w:val="Heading1"/>
+        <w:spacing w:after="120" w:before="240"/>
+      </w:pPr>
+      <w:r>
+        <w:rPr>
+          <w:rFonts w:ascii="Times New Roman" w:cs="Times New Roman" w:eastAsia="Times New Roman" w:hAnsi="Times New Roman"/>
+          <w:sz w:val="24"/>
+          <w:szCs w:val="24"/>
+        </w:rPr>
+        <w:t xml:space="preserve">Capitolo settantasettesimo — Il principio, e le due derive simmetriche che esso vieta</w:t>
+      </w:r>
+    </w:p>
+    <w:p>
+      <w:pPr>
+        <w:spacing w:after="120" w:line="276"/>
+        <w:jc w:val="both"/>
+      </w:pPr>
+      <w:r>
+        <w:rPr>
+          <w:rFonts w:ascii="Times New Roman" w:cs="Times New Roman" w:eastAsia="Times New Roman" w:hAnsi="Times New Roman"/>
+          <w:sz w:val="24"/>
+          <w:szCs w:val="24"/>
+        </w:rPr>
+        <w:t xml:space="preserve">Il principio personalistico taglia in due direzioni, e l'opera le deve vietare entrambe con la stessa forza, perché sono l'una lo specchio dell'altra.</w:t>
+      </w:r>
+    </w:p>
+    <w:p>
+      <w:pPr>
+        <w:spacing w:after="120" w:line="276"/>
+        <w:jc w:val="both"/>
+      </w:pPr>
+      <w:r>
+        <w:rPr>
+          <w:rFonts w:ascii="Times New Roman" w:cs="Times New Roman" w:eastAsia="Times New Roman" w:hAnsi="Times New Roman"/>
+          <w:sz w:val="24"/>
+          <w:szCs w:val="24"/>
+        </w:rPr>
+        <w:t xml:space="preserve">La </w:t>
+      </w:r>
+      <w:r>
+        <w:rPr>
+          <w:rFonts w:ascii="Times New Roman" w:cs="Times New Roman" w:eastAsia="Times New Roman" w:hAnsi="Times New Roman"/>
+          <w:b/>
+          <w:bCs/>
+          <w:sz w:val="24"/>
+          <w:szCs w:val="24"/>
+        </w:rPr>
+        <w:t xml:space="preserve">prima deriva è la colpa collettiva discendente</w:t>
+      </w:r>
+      <w:r>
+        <w:rPr>
+          <w:rFonts w:ascii="Times New Roman" w:cs="Times New Roman" w:eastAsia="Times New Roman" w:hAnsi="Times New Roman"/>
+          <w:sz w:val="24"/>
+          <w:szCs w:val="24"/>
+        </w:rPr>
+        <w:t xml:space="preserve">: dal gruppo al singolo. È il ragionamento che dice «apparteneva alle Brigate Rosse, dunque è corresponsabile di via Fani». È vietato, e l'opera lo vieta fin dalla prima pagina: </w:t>
+      </w:r>
+      <w:r>
+        <w:rPr>
+          <w:rFonts w:ascii="Times New Roman" w:cs="Times New Roman" w:eastAsia="Times New Roman" w:hAnsi="Times New Roman"/>
+          <w:b/>
+          <w:bCs/>
+          <w:sz w:val="24"/>
+          <w:szCs w:val="24"/>
+        </w:rPr>
+        <w:t xml:space="preserve">l'appartenenza non è condotta</w:t>
+      </w:r>
+      <w:r>
+        <w:rPr>
+          <w:rFonts w:ascii="Times New Roman" w:cs="Times New Roman" w:eastAsia="Times New Roman" w:hAnsi="Times New Roman"/>
+          <w:sz w:val="24"/>
+          <w:szCs w:val="24"/>
+        </w:rPr>
+        <w:t xml:space="preserve">. Dei sessantatré imputati del grande processo alle BR, molti furono condannati per </w:t>
+      </w:r>
+      <w:r>
+        <w:rPr>
+          <w:rFonts w:ascii="Times New Roman" w:cs="Times New Roman" w:eastAsia="Times New Roman" w:hAnsi="Times New Roman"/>
+          <w:b/>
+          <w:bCs/>
+          <w:sz w:val="24"/>
+          <w:szCs w:val="24"/>
+        </w:rPr>
+        <w:t xml:space="preserve">reati associativi</w:t>
+      </w:r>
+      <w:r>
+        <w:rPr>
+          <w:rFonts w:ascii="Times New Roman" w:cs="Times New Roman" w:eastAsia="Times New Roman" w:hAnsi="Times New Roman"/>
+          <w:sz w:val="24"/>
+          <w:szCs w:val="24"/>
+        </w:rPr>
+        <w:t xml:space="preserve"> — banda armata (art. 306 c.p.), associazione sovversiva (art. 270 c.p.) — e </w:t>
+      </w:r>
+      <w:r>
+        <w:rPr>
+          <w:rFonts w:ascii="Times New Roman" w:cs="Times New Roman" w:eastAsia="Times New Roman" w:hAnsi="Times New Roman"/>
+          <w:i/>
+          <w:iCs/>
+          <w:sz w:val="24"/>
+          <w:szCs w:val="24"/>
+        </w:rPr>
+        <w:t xml:space="preserve">non</w:t>
+      </w:r>
+      <w:r>
+        <w:rPr>
+          <w:rFonts w:ascii="Times New Roman" w:cs="Times New Roman" w:eastAsia="Times New Roman" w:hAnsi="Times New Roman"/>
+          <w:sz w:val="24"/>
+          <w:szCs w:val="24"/>
+        </w:rPr>
+        <w:t xml:space="preserve"> per l'operazione Moro: la partecipazione alla banda è essa stessa un reato, ma è un </w:t>
+      </w:r>
+      <w:r>
+        <w:rPr>
+          <w:rFonts w:ascii="Times New Roman" w:cs="Times New Roman" w:eastAsia="Times New Roman" w:hAnsi="Times New Roman"/>
+          <w:b/>
+          <w:bCs/>
+          <w:sz w:val="24"/>
+          <w:szCs w:val="24"/>
+        </w:rPr>
+        <w:t xml:space="preserve">reato proprio della persona</w:t>
+      </w:r>
+      <w:r>
+        <w:rPr>
+          <w:rFonts w:ascii="Times New Roman" w:cs="Times New Roman" w:eastAsia="Times New Roman" w:hAnsi="Times New Roman"/>
+          <w:sz w:val="24"/>
+          <w:szCs w:val="24"/>
+        </w:rPr>
+        <w:t xml:space="preserve"> (la condotta individuale di parteciparvi), e la condanna per esso </w:t>
+      </w:r>
+      <w:r>
+        <w:rPr>
+          <w:rFonts w:ascii="Times New Roman" w:cs="Times New Roman" w:eastAsia="Times New Roman" w:hAnsi="Times New Roman"/>
+          <w:b/>
+          <w:bCs/>
+          <w:sz w:val="24"/>
+          <w:szCs w:val="24"/>
+        </w:rPr>
+        <w:t xml:space="preserve">non equivale</w:t>
+      </w:r>
+      <w:r>
+        <w:rPr>
+          <w:rFonts w:ascii="Times New Roman" w:cs="Times New Roman" w:eastAsia="Times New Roman" w:hAnsi="Times New Roman"/>
+          <w:sz w:val="24"/>
+          <w:szCs w:val="24"/>
+        </w:rPr>
+        <w:t xml:space="preserve"> alla condanna per l'agguato, per il sequestro o per l'omicidio. Chi ricopia l'elenco dei trentadue ergastoli del 24 gennaio 1983 come se fosse «l'elenco dei responsabili del caso Moro» commette precisamente questo errore: quel processo, che unificò i tronconi Moro uno e Moro bis davanti alla I Corte d'assise di Roma (presidente Severino Santiapichi), giudicò </w:t>
+      </w:r>
+      <w:r>
+        <w:rPr>
+          <w:rFonts w:ascii="Times New Roman" w:cs="Times New Roman" w:eastAsia="Times New Roman" w:hAnsi="Times New Roman"/>
+          <w:b/>
+          <w:bCs/>
+          <w:sz w:val="24"/>
+          <w:szCs w:val="24"/>
+        </w:rPr>
+        <w:t xml:space="preserve">l'intera stagione di una organizzazione armata</w:t>
+      </w:r>
+      <w:r>
+        <w:rPr>
+          <w:rFonts w:ascii="Times New Roman" w:cs="Times New Roman" w:eastAsia="Times New Roman" w:hAnsi="Times New Roman"/>
+          <w:sz w:val="24"/>
+          <w:szCs w:val="24"/>
+        </w:rPr>
+        <w:t xml:space="preserve">, non la sola operazione Moro — e dentro quell'elenco convivono condotte diversissime, ciascuna con la propria sentenza (Tesionline, cronologia della sentenza (https://www.tesionline.it/news/cronologia.jsp?evid=2878); Il Sole 24 Ore, «Quattro processi per la verità giudiziaria» (https://st.ilsole24ore.com/art/SoleOnLine4/Italia/2008/03/Caso-Moro-quattro-processi_PRN.shtml)).</w:t>
+      </w:r>
+    </w:p>
+    <w:p>
+      <w:pPr>
+        <w:spacing w:after="120" w:line="276"/>
+        <w:jc w:val="both"/>
+      </w:pPr>
+      <w:r>
+        <w:rPr>
+          <w:rFonts w:ascii="Times New Roman" w:cs="Times New Roman" w:eastAsia="Times New Roman" w:hAnsi="Times New Roman"/>
+          <w:sz w:val="24"/>
+          <w:szCs w:val="24"/>
+        </w:rPr>
+        <w:t xml:space="preserve">La </w:t>
+      </w:r>
+      <w:r>
+        <w:rPr>
+          <w:rFonts w:ascii="Times New Roman" w:cs="Times New Roman" w:eastAsia="Times New Roman" w:hAnsi="Times New Roman"/>
+          <w:b/>
+          <w:bCs/>
+          <w:sz w:val="24"/>
+          <w:szCs w:val="24"/>
+        </w:rPr>
+        <w:t xml:space="preserve">seconda deriva è la deresponsabilizzazione collettiva ascendente</w:t>
+      </w:r>
+      <w:r>
+        <w:rPr>
+          <w:rFonts w:ascii="Times New Roman" w:cs="Times New Roman" w:eastAsia="Times New Roman" w:hAnsi="Times New Roman"/>
+          <w:sz w:val="24"/>
+          <w:szCs w:val="24"/>
+        </w:rPr>
+        <w:t xml:space="preserve">: dal singolo al gruppo. È il ragionamento — più sottile, e caro a una certa memorialistica — che dice «fu l'organizzazione a decidere», «la colonna eseguì», «le BR uccisero», come se la colpa, salendo al collettivo, evaporasse dalle persone. Anche questo è vietato. </w:t>
+      </w:r>
+      <w:r>
+        <w:rPr>
+          <w:rFonts w:ascii="Times New Roman" w:cs="Times New Roman" w:eastAsia="Times New Roman" w:hAnsi="Times New Roman"/>
+          <w:b/>
+          <w:bCs/>
+          <w:sz w:val="24"/>
+          <w:szCs w:val="24"/>
+        </w:rPr>
+        <w:t xml:space="preserve">Il gruppo non è un soggetto morale che possa assorbire la colpa dei suoi membri.</w:t>
+      </w:r>
+      <w:r>
+        <w:rPr>
+          <w:rFonts w:ascii="Times New Roman" w:cs="Times New Roman" w:eastAsia="Times New Roman" w:hAnsi="Times New Roman"/>
+          <w:sz w:val="24"/>
+          <w:szCs w:val="24"/>
+        </w:rPr>
+        <w:t xml:space="preserve"> Nessuno dei condannati del caso Moro è stato condannato «in quanto brigatista»: ciascuno è stato condannato </w:t>
+      </w:r>
+      <w:r>
+        <w:rPr>
+          <w:rFonts w:ascii="Times New Roman" w:cs="Times New Roman" w:eastAsia="Times New Roman" w:hAnsi="Times New Roman"/>
+          <w:b/>
+          <w:bCs/>
+          <w:sz w:val="24"/>
+          <w:szCs w:val="24"/>
+        </w:rPr>
+        <w:t xml:space="preserve">per ciò che ha fatto</w:t>
+      </w:r>
+      <w:r>
+        <w:rPr>
+          <w:rFonts w:ascii="Times New Roman" w:cs="Times New Roman" w:eastAsia="Times New Roman" w:hAnsi="Times New Roman"/>
+          <w:sz w:val="24"/>
+          <w:szCs w:val="24"/>
+        </w:rPr>
+        <w:t xml:space="preserve"> — per aver diretto, sparato, guidato, custodito, predisposto. La formula «le BR hanno ucciso Moro» è vera come descrizione storica di un atto rivendicato da un'organizzazione; è </w:t>
+      </w:r>
+      <w:r>
+        <w:rPr>
+          <w:rFonts w:ascii="Times New Roman" w:cs="Times New Roman" w:eastAsia="Times New Roman" w:hAnsi="Times New Roman"/>
+          <w:b/>
+          <w:bCs/>
+          <w:sz w:val="24"/>
+          <w:szCs w:val="24"/>
+        </w:rPr>
+        <w:t xml:space="preserve">falsa come attribuzione di colpa</w:t>
+      </w:r>
+      <w:r>
+        <w:rPr>
+          <w:rFonts w:ascii="Times New Roman" w:cs="Times New Roman" w:eastAsia="Times New Roman" w:hAnsi="Times New Roman"/>
+          <w:sz w:val="24"/>
+          <w:szCs w:val="24"/>
+        </w:rPr>
+        <w:t xml:space="preserve">, perché la colpa non ha mai avuto quella forma: ha avuto la forma di sentenze pronunciate contro persone con nome e cognome.</w:t>
+      </w:r>
+    </w:p>
+    <w:p>
+      <w:pPr>
+        <w:spacing w:after="120" w:line="276"/>
+        <w:jc w:val="both"/>
+      </w:pPr>
+      <w:r>
+        <w:rPr>
+          <w:rFonts w:ascii="Times New Roman" w:cs="Times New Roman" w:eastAsia="Times New Roman" w:hAnsi="Times New Roman"/>
+          <w:sz w:val="24"/>
+          <w:szCs w:val="24"/>
+        </w:rPr>
+        <w:t xml:space="preserve">Questa Fase, dunque, </w:t>
+      </w:r>
+      <w:r>
+        <w:rPr>
+          <w:rFonts w:ascii="Times New Roman" w:cs="Times New Roman" w:eastAsia="Times New Roman" w:hAnsi="Times New Roman"/>
+          <w:b/>
+          <w:bCs/>
+          <w:sz w:val="24"/>
+          <w:szCs w:val="24"/>
+        </w:rPr>
+        <w:t xml:space="preserve">elimina le colpe dei gruppi</w:t>
+      </w:r>
+      <w:r>
+        <w:rPr>
+          <w:rFonts w:ascii="Times New Roman" w:cs="Times New Roman" w:eastAsia="Times New Roman" w:hAnsi="Times New Roman"/>
+          <w:sz w:val="24"/>
+          <w:szCs w:val="24"/>
+        </w:rPr>
+        <w:t xml:space="preserve"> — in entrambe le direzioni — e </w:t>
+      </w:r>
+      <w:r>
+        <w:rPr>
+          <w:rFonts w:ascii="Times New Roman" w:cs="Times New Roman" w:eastAsia="Times New Roman" w:hAnsi="Times New Roman"/>
+          <w:b/>
+          <w:bCs/>
+          <w:sz w:val="24"/>
+          <w:szCs w:val="24"/>
+        </w:rPr>
+        <w:t xml:space="preserve">inserisce quelle dei singoli</w:t>
+      </w:r>
+      <w:r>
+        <w:rPr>
+          <w:rFonts w:ascii="Times New Roman" w:cs="Times New Roman" w:eastAsia="Times New Roman" w:hAnsi="Times New Roman"/>
+          <w:sz w:val="24"/>
+          <w:szCs w:val="24"/>
+        </w:rPr>
+        <w:t xml:space="preserve">: che è ciò che il giudicato ha sempre fatto, e che l'opera ora recepisce come suo protocollo esplicito.</w:t>
+      </w:r>
+    </w:p>
+    <w:p>
+      <w:pPr>
+        <w:pStyle w:val="Heading1"/>
+        <w:spacing w:after="120" w:before="240"/>
+      </w:pPr>
+      <w:r>
+        <w:rPr>
+          <w:rFonts w:ascii="Times New Roman" w:cs="Times New Roman" w:eastAsia="Times New Roman" w:hAnsi="Times New Roman"/>
+          <w:sz w:val="24"/>
+          <w:szCs w:val="24"/>
+        </w:rPr>
+        <w:t xml:space="preserve">Capitolo settantottesimo — La nota di lettura valida per l'intera opera</w:t>
+      </w:r>
+    </w:p>
+    <w:p>
+      <w:pPr>
+        <w:spacing w:after="120" w:line="276"/>
+        <w:jc w:val="both"/>
+      </w:pPr>
+      <w:r>
+        <w:rPr>
+          <w:rFonts w:ascii="Times New Roman" w:cs="Times New Roman" w:eastAsia="Times New Roman" w:hAnsi="Times New Roman"/>
+          <w:sz w:val="24"/>
+          <w:szCs w:val="24"/>
+        </w:rPr>
+        <w:t xml:space="preserve">Da questa Fase in avanti — e retroattivamente, per ogni pagina già scritta del corpus — vale la seguente </w:t>
+      </w:r>
+      <w:r>
+        <w:rPr>
+          <w:rFonts w:ascii="Times New Roman" w:cs="Times New Roman" w:eastAsia="Times New Roman" w:hAnsi="Times New Roman"/>
+          <w:b/>
+          <w:bCs/>
+          <w:sz w:val="24"/>
+          <w:szCs w:val="24"/>
+        </w:rPr>
+        <w:t xml:space="preserve">nota di lettura</w:t>
+      </w:r>
+      <w:r>
+        <w:rPr>
+          <w:rFonts w:ascii="Times New Roman" w:cs="Times New Roman" w:eastAsia="Times New Roman" w:hAnsi="Times New Roman"/>
+          <w:sz w:val="24"/>
+          <w:szCs w:val="24"/>
+        </w:rPr>
+        <w:t xml:space="preserve">, che ha lo stesso rango delle note di revisione con cui l'opera ha sempre corretto se stessa senza riscritture silenziose:</w:t>
+      </w:r>
+    </w:p>
+    <w:p>
+      <w:pPr>
+        <w:spacing w:after="40"/>
+        <w:ind w:left="360"/>
+        <w:jc w:val="both"/>
+      </w:pPr>
+      <w:r>
+        <w:rPr>
+          <w:rFonts w:ascii="Times New Roman" w:cs="Times New Roman" w:eastAsia="Times New Roman" w:hAnsi="Times New Roman"/>
+          <w:sz w:val="24"/>
+          <w:szCs w:val="24"/>
+        </w:rPr>
+        <w:t xml:space="preserve">1. </w:t>
+      </w:r>
+      <w:r>
+        <w:rPr>
+          <w:rFonts w:ascii="Times New Roman" w:cs="Times New Roman" w:eastAsia="Times New Roman" w:hAnsi="Times New Roman"/>
+          <w:b/>
+          <w:bCs/>
+          <w:sz w:val="24"/>
+          <w:szCs w:val="24"/>
+        </w:rPr>
+        <w:t xml:space="preserve">Dove l'opera scrive «le Brigate Rosse» come autore di un fatto criminoso</w:t>
+      </w:r>
+      <w:r>
+        <w:rPr>
+          <w:rFonts w:ascii="Times New Roman" w:cs="Times New Roman" w:eastAsia="Times New Roman" w:hAnsi="Times New Roman"/>
+          <w:sz w:val="24"/>
+          <w:szCs w:val="24"/>
+        </w:rPr>
+        <w:t xml:space="preserve"> (l'agguato, il sequestro, l'omicidio), la formula va letta come abbreviazione storiografica di: «</w:t>
+      </w:r>
+      <w:r>
+        <w:rPr>
+          <w:rFonts w:ascii="Times New Roman" w:cs="Times New Roman" w:eastAsia="Times New Roman" w:hAnsi="Times New Roman"/>
+          <w:b/>
+          <w:bCs/>
+          <w:sz w:val="24"/>
+          <w:szCs w:val="24"/>
+        </w:rPr>
+        <w:t xml:space="preserve">le persone singolarmente condannate in via definitiva per quel fatto</w:t>
+      </w:r>
+      <w:r>
+        <w:rPr>
+          <w:rFonts w:ascii="Times New Roman" w:cs="Times New Roman" w:eastAsia="Times New Roman" w:hAnsi="Times New Roman"/>
+          <w:sz w:val="24"/>
+          <w:szCs w:val="24"/>
+        </w:rPr>
+        <w:t xml:space="preserve">, elencate nel registro del capitolo settantanovesimo, ciascuna per la condotta ivi indicata».</w:t>
+      </w:r>
+    </w:p>
+    <w:p>
+      <w:pPr>
+        <w:spacing w:after="40"/>
+        <w:ind w:left="360"/>
+        <w:jc w:val="both"/>
+      </w:pPr>
+      <w:r>
+        <w:rPr>
+          <w:rFonts w:ascii="Times New Roman" w:cs="Times New Roman" w:eastAsia="Times New Roman" w:hAnsi="Times New Roman"/>
+          <w:sz w:val="24"/>
+          <w:szCs w:val="24"/>
+        </w:rPr>
+        <w:t xml:space="preserve">2. </w:t>
+      </w:r>
+      <w:r>
+        <w:rPr>
+          <w:rFonts w:ascii="Times New Roman" w:cs="Times New Roman" w:eastAsia="Times New Roman" w:hAnsi="Times New Roman"/>
+          <w:b/>
+          <w:bCs/>
+          <w:sz w:val="24"/>
+          <w:szCs w:val="24"/>
+        </w:rPr>
+        <w:t xml:space="preserve">Gli atti collettivi documentati dell'organizzazione restano fatti dell'organizzazione</w:t>
+      </w:r>
+      <w:r>
+        <w:rPr>
+          <w:rFonts w:ascii="Times New Roman" w:cs="Times New Roman" w:eastAsia="Times New Roman" w:hAnsi="Times New Roman"/>
+          <w:sz w:val="24"/>
+          <w:szCs w:val="24"/>
+        </w:rPr>
+        <w:t xml:space="preserve">: i nove comunicati e il falso n. 7, la rivendicazione, la sigla. Un comunicato è un atto collettivo accertato (grado A quanto alla sua esistenza e provenienza); ma la responsabilità penale della sua produzione e di ciò che annuncia è stata giudicata </w:t>
+      </w:r>
+      <w:r>
+        <w:rPr>
+          <w:rFonts w:ascii="Times New Roman" w:cs="Times New Roman" w:eastAsia="Times New Roman" w:hAnsi="Times New Roman"/>
+          <w:b/>
+          <w:bCs/>
+          <w:sz w:val="24"/>
+          <w:szCs w:val="24"/>
+        </w:rPr>
+        <w:t xml:space="preserve">persona per persona</w:t>
+      </w:r>
+      <w:r>
+        <w:rPr>
+          <w:rFonts w:ascii="Times New Roman" w:cs="Times New Roman" w:eastAsia="Times New Roman" w:hAnsi="Times New Roman"/>
+          <w:sz w:val="24"/>
+          <w:szCs w:val="24"/>
+        </w:rPr>
+        <w:t xml:space="preserve">.</w:t>
+      </w:r>
+    </w:p>
+    <w:p>
+      <w:pPr>
+        <w:spacing w:after="40"/>
+        <w:ind w:left="360"/>
+        <w:jc w:val="both"/>
+      </w:pPr>
+      <w:r>
+        <w:rPr>
+          <w:rFonts w:ascii="Times New Roman" w:cs="Times New Roman" w:eastAsia="Times New Roman" w:hAnsi="Times New Roman"/>
+          <w:sz w:val="24"/>
+          <w:szCs w:val="24"/>
+        </w:rPr>
+        <w:t xml:space="preserve">3. </w:t>
+      </w:r>
+      <w:r>
+        <w:rPr>
+          <w:rFonts w:ascii="Times New Roman" w:cs="Times New Roman" w:eastAsia="Times New Roman" w:hAnsi="Times New Roman"/>
+          <w:b/>
+          <w:bCs/>
+          <w:sz w:val="24"/>
+          <w:szCs w:val="24"/>
+        </w:rPr>
+        <w:t xml:space="preserve">Nessuna proprietà del gruppo si trasmette ai membri, e nessuna colpa dei membri si trasmette al gruppo o agli altri membri.</w:t>
+      </w:r>
+      <w:r>
+        <w:rPr>
+          <w:rFonts w:ascii="Times New Roman" w:cs="Times New Roman" w:eastAsia="Times New Roman" w:hAnsi="Times New Roman"/>
+          <w:sz w:val="24"/>
+          <w:szCs w:val="24"/>
+        </w:rPr>
+        <w:t xml:space="preserve"> Chi era brigatista e non fu condannato per il caso Moro non c'entra col caso Moro, quale che sia il giudizio storico o morale sulla sua militanza — che è altra cosa, e ha altre sedi.</w:t>
+      </w:r>
+    </w:p>
+    <w:p>
+      <w:pPr>
+        <w:spacing w:after="40"/>
+        <w:ind w:left="360"/>
+        <w:jc w:val="both"/>
+      </w:pPr>
+      <w:r>
+        <w:rPr>
+          <w:rFonts w:ascii="Times New Roman" w:cs="Times New Roman" w:eastAsia="Times New Roman" w:hAnsi="Times New Roman"/>
+          <w:sz w:val="24"/>
+          <w:szCs w:val="24"/>
+        </w:rPr>
+        <w:t xml:space="preserve">4. La stessa lettura vale per </w:t>
+      </w:r>
+      <w:r>
+        <w:rPr>
+          <w:rFonts w:ascii="Times New Roman" w:cs="Times New Roman" w:eastAsia="Times New Roman" w:hAnsi="Times New Roman"/>
+          <w:b/>
+          <w:bCs/>
+          <w:sz w:val="24"/>
+          <w:szCs w:val="24"/>
+        </w:rPr>
+        <w:t xml:space="preserve">ogni altro gruppo</w:t>
+      </w:r>
+      <w:r>
+        <w:rPr>
+          <w:rFonts w:ascii="Times New Roman" w:cs="Times New Roman" w:eastAsia="Times New Roman" w:hAnsi="Times New Roman"/>
+          <w:sz w:val="24"/>
+          <w:szCs w:val="24"/>
+        </w:rPr>
+        <w:t xml:space="preserve"> nominato nel corpus — i GAP, il Superclan, Hyperion, i Lupi Grigi delle ricognizioni turche, l'Opus Dei dei versanti mediterranei: </w:t>
+      </w:r>
+      <w:r>
+        <w:rPr>
+          <w:rFonts w:ascii="Times New Roman" w:cs="Times New Roman" w:eastAsia="Times New Roman" w:hAnsi="Times New Roman"/>
+          <w:b/>
+          <w:bCs/>
+          <w:sz w:val="24"/>
+          <w:szCs w:val="24"/>
+        </w:rPr>
+        <w:t xml:space="preserve">mai</w:t>
+      </w:r>
+      <w:r>
+        <w:rPr>
+          <w:rFonts w:ascii="Times New Roman" w:cs="Times New Roman" w:eastAsia="Times New Roman" w:hAnsi="Times New Roman"/>
+          <w:sz w:val="24"/>
+          <w:szCs w:val="24"/>
+        </w:rPr>
+        <w:t xml:space="preserve"> un'attribuzione di condotta all'ente come veicolo di colpa delle persone, </w:t>
+      </w:r>
+      <w:r>
+        <w:rPr>
+          <w:rFonts w:ascii="Times New Roman" w:cs="Times New Roman" w:eastAsia="Times New Roman" w:hAnsi="Times New Roman"/>
+          <w:b/>
+          <w:bCs/>
+          <w:sz w:val="24"/>
+          <w:szCs w:val="24"/>
+        </w:rPr>
+        <w:t xml:space="preserve">mai</w:t>
+      </w:r>
+      <w:r>
+        <w:rPr>
+          <w:rFonts w:ascii="Times New Roman" w:cs="Times New Roman" w:eastAsia="Times New Roman" w:hAnsi="Times New Roman"/>
+          <w:sz w:val="24"/>
+          <w:szCs w:val="24"/>
+        </w:rPr>
+        <w:t xml:space="preserve"> un'appartenenza come prova.</w:t>
+      </w:r>
+    </w:p>
+    <w:p>
+      <w:pPr>
+        <w:pStyle w:val="Heading1"/>
+        <w:spacing w:after="120" w:before="240"/>
+      </w:pPr>
+      <w:r>
+        <w:rPr>
+          <w:rFonts w:ascii="Times New Roman" w:cs="Times New Roman" w:eastAsia="Times New Roman" w:hAnsi="Times New Roman"/>
+          <w:sz w:val="24"/>
+          <w:szCs w:val="24"/>
+        </w:rPr>
+        <w:t xml:space="preserve">Capitolo settantanovesimo — Il registro nominativo delle responsabilità personali (grado A · giudicato)</w:t>
+      </w:r>
+    </w:p>
+    <w:p>
+      <w:pPr>
+        <w:spacing w:after="120" w:line="276"/>
+        <w:jc w:val="both"/>
+      </w:pPr>
+      <w:r>
+        <w:rPr>
+          <w:rFonts w:ascii="Times New Roman" w:cs="Times New Roman" w:eastAsia="Times New Roman" w:hAnsi="Times New Roman"/>
+          <w:sz w:val="24"/>
+          <w:szCs w:val="24"/>
+        </w:rPr>
+        <w:t xml:space="preserve">Questo è il cuore della Fase: le persone la cui responsabilità nel caso Moro è stata accertata da </w:t>
+      </w:r>
+      <w:r>
+        <w:rPr>
+          <w:rFonts w:ascii="Times New Roman" w:cs="Times New Roman" w:eastAsia="Times New Roman" w:hAnsi="Times New Roman"/>
+          <w:b/>
+          <w:bCs/>
+          <w:sz w:val="24"/>
+          <w:szCs w:val="24"/>
+        </w:rPr>
+        <w:t xml:space="preserve">sentenza definitiva</w:t>
+      </w:r>
+      <w:r>
+        <w:rPr>
+          <w:rFonts w:ascii="Times New Roman" w:cs="Times New Roman" w:eastAsia="Times New Roman" w:hAnsi="Times New Roman"/>
+          <w:sz w:val="24"/>
+          <w:szCs w:val="24"/>
+        </w:rPr>
+        <w:t xml:space="preserve">, ciascuna con la </w:t>
+      </w:r>
+      <w:r>
+        <w:rPr>
+          <w:rFonts w:ascii="Times New Roman" w:cs="Times New Roman" w:eastAsia="Times New Roman" w:hAnsi="Times New Roman"/>
+          <w:b/>
+          <w:bCs/>
+          <w:sz w:val="24"/>
+          <w:szCs w:val="24"/>
+        </w:rPr>
+        <w:t xml:space="preserve">propria</w:t>
+      </w:r>
+      <w:r>
+        <w:rPr>
+          <w:rFonts w:ascii="Times New Roman" w:cs="Times New Roman" w:eastAsia="Times New Roman" w:hAnsi="Times New Roman"/>
+          <w:sz w:val="24"/>
+          <w:szCs w:val="24"/>
+        </w:rPr>
+        <w:t xml:space="preserve"> condotta — non un elenco di gruppo, ma tredici giudizi individuali. Le pene si indicano solo dove verificate; l'appartenenza è riportata come </w:t>
+      </w:r>
+      <w:r>
+        <w:rPr>
+          <w:rFonts w:ascii="Times New Roman" w:cs="Times New Roman" w:eastAsia="Times New Roman" w:hAnsi="Times New Roman"/>
+          <w:b/>
+          <w:bCs/>
+          <w:sz w:val="24"/>
+          <w:szCs w:val="24"/>
+        </w:rPr>
+        <w:t xml:space="preserve">fatto biografico</w:t>
+      </w:r>
+      <w:r>
+        <w:rPr>
+          <w:rFonts w:ascii="Times New Roman" w:cs="Times New Roman" w:eastAsia="Times New Roman" w:hAnsi="Times New Roman"/>
+          <w:sz w:val="24"/>
+          <w:szCs w:val="24"/>
+        </w:rPr>
+        <w:t xml:space="preserve"> (grado F), mai come fondamento della responsabilità, che sta tutta nella colonna della condotta.</w:t>
+      </w:r>
+    </w:p>
+    <w:tbl>
+      <w:tblPr>
+        <w:tblW w:type="dxa" w:w="9360"/>
+        <w:tblBorders>
+          <w:top w:val="single" w:color="auto" w:sz="4"/>
+          <w:left w:val="single" w:color="auto" w:sz="4"/>
+          <w:bottom w:val="single" w:color="auto" w:sz="4"/>
+          <w:right w:val="single" w:color="auto" w:sz="4"/>
+          <w:insideH w:val="single" w:color="auto" w:sz="4"/>
+          <w:insideV w:val="single" w:color="auto" w:sz="4"/>
+        </w:tblBorders>
+      </w:tblPr>
+      <w:tblGrid>
+        <w:gridCol w:w="3120"/>
+        <w:gridCol w:w="3120"/>
+        <w:gridCol w:w="3120"/>
+      </w:tblGrid>
+      <w:tr>
+        <w:tc>
+          <w:tcPr>
+            <w:tcW w:type="dxa" w:w="3120"/>
+            <w:shd w:fill="1F3864" w:val="clear"/>
+          </w:tcPr>
+          <w:p>
+            <w:pPr>
+              <w:spacing w:after="20" w:before="20"/>
+              <w:jc w:val="left"/>
+            </w:pPr>
+            <w:r>
+              <w:rPr>
+                <w:rFonts w:ascii="Times New Roman" w:cs="Times New Roman" w:eastAsia="Times New Roman" w:hAnsi="Times New Roman"/>
+                <w:b/>
+                <w:bCs/>
+                <w:color w:val="FFFFFF"/>
+                <w:sz w:val="20"/>
+                <w:szCs w:val="20"/>
+              </w:rPr>
+              <w:t xml:space="preserve">Persona</w:t>
+            </w:r>
+          </w:p>
+        </w:tc>
+        <w:tc>
+          <w:tcPr>
+            <w:tcW w:type="dxa" w:w="3120"/>
+            <w:shd w:fill="1F3864" w:val="clear"/>
+          </w:tcPr>
+          <w:p>
+            <w:pPr>
+              <w:spacing w:after="20" w:before="20"/>
+              <w:jc w:val="left"/>
+            </w:pPr>
+            <w:r>
+              <w:rPr>
+                <w:rFonts w:ascii="Times New Roman" w:cs="Times New Roman" w:eastAsia="Times New Roman" w:hAnsi="Times New Roman"/>
+                <w:b/>
+                <w:bCs/>
+                <w:color w:val="FFFFFF"/>
+                <w:sz w:val="20"/>
+                <w:szCs w:val="20"/>
+              </w:rPr>
+              <w:t xml:space="preserve">Condotta accertata in giudicato (personale)</w:t>
+            </w:r>
+          </w:p>
+        </w:tc>
+        <w:tc>
+          <w:tcPr>
+            <w:tcW w:type="dxa" w:w="3120"/>
+            <w:shd w:fill="1F3864" w:val="clear"/>
+          </w:tcPr>
+          <w:p>
+            <w:pPr>
+              <w:spacing w:after="20" w:before="20"/>
+              <w:jc w:val="left"/>
+            </w:pPr>
+            <w:r>
+              <w:rPr>
+                <w:rFonts w:ascii="Times New Roman" w:cs="Times New Roman" w:eastAsia="Times New Roman" w:hAnsi="Times New Roman"/>
+                <w:b/>
+                <w:bCs/>
+                <w:color w:val="FFFFFF"/>
+                <w:sz w:val="20"/>
+                <w:szCs w:val="20"/>
+              </w:rPr>
+              <w:t xml:space="preserve">Processo e definitività</w:t>
+            </w:r>
+          </w:p>
+        </w:tc>
+      </w:tr>
+      <w:tr>
+        <w:tc>
+          <w:tcPr>
+            <w:tcW w:type="dxa" w:w="3120"/>
+          </w:tcPr>
+          <w:p>
+            <w:pPr>
+              <w:spacing w:after="20" w:before="20"/>
+              <w:jc w:val="left"/>
+            </w:pPr>
+            <w:r>
+              <w:rPr>
+                <w:rFonts w:ascii="Times New Roman" w:cs="Times New Roman" w:eastAsia="Times New Roman" w:hAnsi="Times New Roman"/>
+                <w:b/>
+                <w:bCs/>
+                <w:sz w:val="20"/>
+                <w:szCs w:val="20"/>
+              </w:rPr>
+              <w:t xml:space="preserve">Mario Moretti</w:t>
+            </w:r>
+          </w:p>
+        </w:tc>
+        <w:tc>
+          <w:tcPr>
+            <w:tcW w:type="dxa" w:w="3120"/>
+          </w:tcPr>
+          <w:p>
+            <w:pPr>
+              <w:spacing w:after="20" w:before="20"/>
+              <w:jc w:val="left"/>
+            </w:pPr>
+            <w:r>
+              <w:rPr>
+                <w:rFonts w:ascii="Times New Roman" w:cs="Times New Roman" w:eastAsia="Times New Roman" w:hAnsi="Times New Roman"/>
+                <w:sz w:val="20"/>
+                <w:szCs w:val="20"/>
+              </w:rPr>
+              <w:t xml:space="preserve">Direzione dell'operazione ed esecuzione materiale dell'omicidio (per sua ammissione, recepita dal giudicato). Ergastolo</w:t>
+            </w:r>
+          </w:p>
+        </w:tc>
+        <w:tc>
+          <w:tcPr>
+            <w:tcW w:type="dxa" w:w="3120"/>
+          </w:tcPr>
+          <w:p>
+            <w:pPr>
+              <w:spacing w:after="20" w:before="20"/>
+              <w:jc w:val="left"/>
+            </w:pPr>
+            <w:r>
+              <w:rPr>
+                <w:rFonts w:ascii="Times New Roman" w:cs="Times New Roman" w:eastAsia="Times New Roman" w:hAnsi="Times New Roman"/>
+                <w:sz w:val="20"/>
+                <w:szCs w:val="20"/>
+              </w:rPr>
+              <w:t xml:space="preserve">Moro uno/bis (I Assise Roma, 24/1/1983); definitivo con l'esaurimento dei gradi (1985)</w:t>
+            </w:r>
+          </w:p>
+        </w:tc>
+      </w:tr>
+      <w:tr>
+        <w:tc>
+          <w:tcPr>
+            <w:tcW w:type="dxa" w:w="3120"/>
+          </w:tcPr>
+          <w:p>
+            <w:pPr>
+              <w:spacing w:after="20" w:before="20"/>
+              <w:jc w:val="left"/>
+            </w:pPr>
+            <w:r>
+              <w:rPr>
+                <w:rFonts w:ascii="Times New Roman" w:cs="Times New Roman" w:eastAsia="Times New Roman" w:hAnsi="Times New Roman"/>
+                <w:b/>
+                <w:bCs/>
+                <w:sz w:val="20"/>
+                <w:szCs w:val="20"/>
+              </w:rPr>
+              <w:t xml:space="preserve">Prospero Gallinari</w:t>
+            </w:r>
+          </w:p>
+        </w:tc>
+        <w:tc>
+          <w:tcPr>
+            <w:tcW w:type="dxa" w:w="3120"/>
+          </w:tcPr>
+          <w:p>
+            <w:pPr>
+              <w:spacing w:after="20" w:before="20"/>
+              <w:jc w:val="left"/>
+            </w:pPr>
+            <w:r>
+              <w:rPr>
+                <w:rFonts w:ascii="Times New Roman" w:cs="Times New Roman" w:eastAsia="Times New Roman" w:hAnsi="Times New Roman"/>
+                <w:sz w:val="20"/>
+                <w:szCs w:val="20"/>
+              </w:rPr>
+              <w:t xml:space="preserve">Componente del commando di via Fani e della gestione della prigionia</w:t>
+            </w:r>
+          </w:p>
+        </w:tc>
+        <w:tc>
+          <w:tcPr>
+            <w:tcW w:type="dxa" w:w="3120"/>
+          </w:tcPr>
+          <w:p>
+            <w:pPr>
+              <w:spacing w:after="20" w:before="20"/>
+              <w:jc w:val="left"/>
+            </w:pPr>
+            <w:r>
+              <w:rPr>
+                <w:rFonts w:ascii="Times New Roman" w:cs="Times New Roman" w:eastAsia="Times New Roman" w:hAnsi="Times New Roman"/>
+                <w:sz w:val="20"/>
+                <w:szCs w:val="20"/>
+              </w:rPr>
+              <w:t xml:space="preserve">Moro uno/bis; definitivo 1985</w:t>
+            </w:r>
+          </w:p>
+        </w:tc>
+      </w:tr>
+      <w:tr>
+        <w:tc>
+          <w:tcPr>
+            <w:tcW w:type="dxa" w:w="3120"/>
+          </w:tcPr>
+          <w:p>
+            <w:pPr>
+              <w:spacing w:after="20" w:before="20"/>
+              <w:jc w:val="left"/>
+            </w:pPr>
+            <w:r>
+              <w:rPr>
+                <w:rFonts w:ascii="Times New Roman" w:cs="Times New Roman" w:eastAsia="Times New Roman" w:hAnsi="Times New Roman"/>
+                <w:b/>
+                <w:bCs/>
+                <w:sz w:val="20"/>
+                <w:szCs w:val="20"/>
+              </w:rPr>
+              <w:t xml:space="preserve">Valerio Morucci</w:t>
+            </w:r>
+          </w:p>
+        </w:tc>
+        <w:tc>
+          <w:tcPr>
+            <w:tcW w:type="dxa" w:w="3120"/>
+          </w:tcPr>
+          <w:p>
+            <w:pPr>
+              <w:spacing w:after="20" w:before="20"/>
+              <w:jc w:val="left"/>
+            </w:pPr>
+            <w:r>
+              <w:rPr>
+                <w:rFonts w:ascii="Times New Roman" w:cs="Times New Roman" w:eastAsia="Times New Roman" w:hAnsi="Times New Roman"/>
+                <w:sz w:val="20"/>
+                <w:szCs w:val="20"/>
+              </w:rPr>
+              <w:t xml:space="preserve">Componente del commando di via Fani</w:t>
+            </w:r>
+          </w:p>
+        </w:tc>
+        <w:tc>
+          <w:tcPr>
+            <w:tcW w:type="dxa" w:w="3120"/>
+          </w:tcPr>
+          <w:p>
+            <w:pPr>
+              <w:spacing w:after="20" w:before="20"/>
+              <w:jc w:val="left"/>
+            </w:pPr>
+            <w:r>
+              <w:rPr>
+                <w:rFonts w:ascii="Times New Roman" w:cs="Times New Roman" w:eastAsia="Times New Roman" w:hAnsi="Times New Roman"/>
+                <w:sz w:val="20"/>
+                <w:szCs w:val="20"/>
+              </w:rPr>
+              <w:t xml:space="preserve">Moro uno/bis; definitivo 1985</w:t>
+            </w:r>
+          </w:p>
+        </w:tc>
+      </w:tr>
+      <w:tr>
+        <w:tc>
+          <w:tcPr>
+            <w:tcW w:type="dxa" w:w="3120"/>
+          </w:tcPr>
+          <w:p>
+            <w:pPr>
+              <w:spacing w:after="20" w:before="20"/>
+              <w:jc w:val="left"/>
+            </w:pPr>
+            <w:r>
+              <w:rPr>
+                <w:rFonts w:ascii="Times New Roman" w:cs="Times New Roman" w:eastAsia="Times New Roman" w:hAnsi="Times New Roman"/>
+                <w:b/>
+                <w:bCs/>
+                <w:sz w:val="20"/>
+                <w:szCs w:val="20"/>
+              </w:rPr>
+              <w:t xml:space="preserve">Adriana Faranda</w:t>
+            </w:r>
+          </w:p>
+        </w:tc>
+        <w:tc>
+          <w:tcPr>
+            <w:tcW w:type="dxa" w:w="3120"/>
+          </w:tcPr>
+          <w:p>
+            <w:pPr>
+              <w:spacing w:after="20" w:before="20"/>
+              <w:jc w:val="left"/>
+            </w:pPr>
+            <w:r>
+              <w:rPr>
+                <w:rFonts w:ascii="Times New Roman" w:cs="Times New Roman" w:eastAsia="Times New Roman" w:hAnsi="Times New Roman"/>
+                <w:sz w:val="20"/>
+                <w:szCs w:val="20"/>
+              </w:rPr>
+              <w:t xml:space="preserve">Concorso nella gestione del sequestro (non presente in via Fani)</w:t>
+            </w:r>
+          </w:p>
+        </w:tc>
+        <w:tc>
+          <w:tcPr>
+            <w:tcW w:type="dxa" w:w="3120"/>
+          </w:tcPr>
+          <w:p>
+            <w:pPr>
+              <w:spacing w:after="20" w:before="20"/>
+              <w:jc w:val="left"/>
+            </w:pPr>
+            <w:r>
+              <w:rPr>
+                <w:rFonts w:ascii="Times New Roman" w:cs="Times New Roman" w:eastAsia="Times New Roman" w:hAnsi="Times New Roman"/>
+                <w:sz w:val="20"/>
+                <w:szCs w:val="20"/>
+              </w:rPr>
+              <w:t xml:space="preserve">Moro uno/bis; definitivo 1985</w:t>
+            </w:r>
+          </w:p>
+        </w:tc>
+      </w:tr>
+      <w:tr>
+        <w:tc>
+          <w:tcPr>
+            <w:tcW w:type="dxa" w:w="3120"/>
+          </w:tcPr>
+          <w:p>
+            <w:pPr>
+              <w:spacing w:after="20" w:before="20"/>
+              <w:jc w:val="left"/>
+            </w:pPr>
+            <w:r>
+              <w:rPr>
+                <w:rFonts w:ascii="Times New Roman" w:cs="Times New Roman" w:eastAsia="Times New Roman" w:hAnsi="Times New Roman"/>
+                <w:b/>
+                <w:bCs/>
+                <w:sz w:val="20"/>
+                <w:szCs w:val="20"/>
+              </w:rPr>
+              <w:t xml:space="preserve">Raffaele Fiore</w:t>
+            </w:r>
+          </w:p>
+        </w:tc>
+        <w:tc>
+          <w:tcPr>
+            <w:tcW w:type="dxa" w:w="3120"/>
+          </w:tcPr>
+          <w:p>
+            <w:pPr>
+              <w:spacing w:after="20" w:before="20"/>
+              <w:jc w:val="left"/>
+            </w:pPr>
+            <w:r>
+              <w:rPr>
+                <w:rFonts w:ascii="Times New Roman" w:cs="Times New Roman" w:eastAsia="Times New Roman" w:hAnsi="Times New Roman"/>
+                <w:sz w:val="20"/>
+                <w:szCs w:val="20"/>
+              </w:rPr>
+              <w:t xml:space="preserve">Componente del commando di via Fani</w:t>
+            </w:r>
+          </w:p>
+        </w:tc>
+        <w:tc>
+          <w:tcPr>
+            <w:tcW w:type="dxa" w:w="3120"/>
+          </w:tcPr>
+          <w:p>
+            <w:pPr>
+              <w:spacing w:after="20" w:before="20"/>
+              <w:jc w:val="left"/>
+            </w:pPr>
+            <w:r>
+              <w:rPr>
+                <w:rFonts w:ascii="Times New Roman" w:cs="Times New Roman" w:eastAsia="Times New Roman" w:hAnsi="Times New Roman"/>
+                <w:sz w:val="20"/>
+                <w:szCs w:val="20"/>
+              </w:rPr>
+              <w:t xml:space="preserve">Moro uno/bis; definitivo 1985</w:t>
+            </w:r>
+          </w:p>
+        </w:tc>
+      </w:tr>
+      <w:tr>
+        <w:tc>
+          <w:tcPr>
+            <w:tcW w:type="dxa" w:w="3120"/>
+          </w:tcPr>
+          <w:p>
+            <w:pPr>
+              <w:spacing w:after="20" w:before="20"/>
+              <w:jc w:val="left"/>
+            </w:pPr>
+            <w:r>
+              <w:rPr>
+                <w:rFonts w:ascii="Times New Roman" w:cs="Times New Roman" w:eastAsia="Times New Roman" w:hAnsi="Times New Roman"/>
+                <w:b/>
+                <w:bCs/>
+                <w:sz w:val="20"/>
+                <w:szCs w:val="20"/>
+              </w:rPr>
+              <w:t xml:space="preserve">Franco Bonisoli</w:t>
+            </w:r>
+          </w:p>
+        </w:tc>
+        <w:tc>
+          <w:tcPr>
+            <w:tcW w:type="dxa" w:w="3120"/>
+          </w:tcPr>
+          <w:p>
+            <w:pPr>
+              <w:spacing w:after="20" w:before="20"/>
+              <w:jc w:val="left"/>
+            </w:pPr>
+            <w:r>
+              <w:rPr>
+                <w:rFonts w:ascii="Times New Roman" w:cs="Times New Roman" w:eastAsia="Times New Roman" w:hAnsi="Times New Roman"/>
+                <w:sz w:val="20"/>
+                <w:szCs w:val="20"/>
+              </w:rPr>
+              <w:t xml:space="preserve">Componente del commando di via Fani</w:t>
+            </w:r>
+          </w:p>
+        </w:tc>
+        <w:tc>
+          <w:tcPr>
+            <w:tcW w:type="dxa" w:w="3120"/>
+          </w:tcPr>
+          <w:p>
+            <w:pPr>
+              <w:spacing w:after="20" w:before="20"/>
+              <w:jc w:val="left"/>
+            </w:pPr>
+            <w:r>
+              <w:rPr>
+                <w:rFonts w:ascii="Times New Roman" w:cs="Times New Roman" w:eastAsia="Times New Roman" w:hAnsi="Times New Roman"/>
+                <w:sz w:val="20"/>
+                <w:szCs w:val="20"/>
+              </w:rPr>
+              <w:t xml:space="preserve">Moro uno/bis; definitivo 1985</w:t>
+            </w:r>
+          </w:p>
+        </w:tc>
+      </w:tr>
+      <w:tr>
+        <w:tc>
+          <w:tcPr>
+            <w:tcW w:type="dxa" w:w="3120"/>
+          </w:tcPr>
+          <w:p>
+            <w:pPr>
+              <w:spacing w:after="20" w:before="20"/>
+              <w:jc w:val="left"/>
+            </w:pPr>
+            <w:r>
+              <w:rPr>
+                <w:rFonts w:ascii="Times New Roman" w:cs="Times New Roman" w:eastAsia="Times New Roman" w:hAnsi="Times New Roman"/>
+                <w:b/>
+                <w:bCs/>
+                <w:sz w:val="20"/>
+                <w:szCs w:val="20"/>
+              </w:rPr>
+              <w:t xml:space="preserve">Barbara Balzerani</w:t>
+            </w:r>
+          </w:p>
+        </w:tc>
+        <w:tc>
+          <w:tcPr>
+            <w:tcW w:type="dxa" w:w="3120"/>
+          </w:tcPr>
+          <w:p>
+            <w:pPr>
+              <w:spacing w:after="20" w:before="20"/>
+              <w:jc w:val="left"/>
+            </w:pPr>
+            <w:r>
+              <w:rPr>
+                <w:rFonts w:ascii="Times New Roman" w:cs="Times New Roman" w:eastAsia="Times New Roman" w:hAnsi="Times New Roman"/>
+                <w:sz w:val="20"/>
+                <w:szCs w:val="20"/>
+              </w:rPr>
+              <w:t xml:space="preserve">Componente del commando di via Fani e della gestione del sequestro</w:t>
+            </w:r>
+          </w:p>
+        </w:tc>
+        <w:tc>
+          <w:tcPr>
+            <w:tcW w:type="dxa" w:w="3120"/>
+          </w:tcPr>
+          <w:p>
+            <w:pPr>
+              <w:spacing w:after="20" w:before="20"/>
+              <w:jc w:val="left"/>
+            </w:pPr>
+            <w:r>
+              <w:rPr>
+                <w:rFonts w:ascii="Times New Roman" w:cs="Times New Roman" w:eastAsia="Times New Roman" w:hAnsi="Times New Roman"/>
+                <w:sz w:val="20"/>
+                <w:szCs w:val="20"/>
+              </w:rPr>
+              <w:t xml:space="preserve">Moro uno/bis; definitivo 1985</w:t>
+            </w:r>
+          </w:p>
+        </w:tc>
+      </w:tr>
+      <w:tr>
+        <w:tc>
+          <w:tcPr>
+            <w:tcW w:type="dxa" w:w="3120"/>
+          </w:tcPr>
+          <w:p>
+            <w:pPr>
+              <w:spacing w:after="20" w:before="20"/>
+              <w:jc w:val="left"/>
+            </w:pPr>
+            <w:r>
+              <w:rPr>
+                <w:rFonts w:ascii="Times New Roman" w:cs="Times New Roman" w:eastAsia="Times New Roman" w:hAnsi="Times New Roman"/>
+                <w:b/>
+                <w:bCs/>
+                <w:sz w:val="20"/>
+                <w:szCs w:val="20"/>
+              </w:rPr>
+              <w:t xml:space="preserve">Bruno Seghetti</w:t>
+            </w:r>
+          </w:p>
+        </w:tc>
+        <w:tc>
+          <w:tcPr>
+            <w:tcW w:type="dxa" w:w="3120"/>
+          </w:tcPr>
+          <w:p>
+            <w:pPr>
+              <w:spacing w:after="20" w:before="20"/>
+              <w:jc w:val="left"/>
+            </w:pPr>
+            <w:r>
+              <w:rPr>
+                <w:rFonts w:ascii="Times New Roman" w:cs="Times New Roman" w:eastAsia="Times New Roman" w:hAnsi="Times New Roman"/>
+                <w:sz w:val="20"/>
+                <w:szCs w:val="20"/>
+              </w:rPr>
+              <w:t xml:space="preserve">Componente del commando di via Fani</w:t>
+            </w:r>
+          </w:p>
+        </w:tc>
+        <w:tc>
+          <w:tcPr>
+            <w:tcW w:type="dxa" w:w="3120"/>
+          </w:tcPr>
+          <w:p>
+            <w:pPr>
+              <w:spacing w:after="20" w:before="20"/>
+              <w:jc w:val="left"/>
+            </w:pPr>
+            <w:r>
+              <w:rPr>
+                <w:rFonts w:ascii="Times New Roman" w:cs="Times New Roman" w:eastAsia="Times New Roman" w:hAnsi="Times New Roman"/>
+                <w:sz w:val="20"/>
+                <w:szCs w:val="20"/>
+              </w:rPr>
+              <w:t xml:space="preserve">Moro uno/bis; fra i ventitré definitivi al 1985 (Questione Giustizia (https://www.questionegiustizia.it/articolo/il-caso-moro-per-un-analisi-delle-sentenze-parte-prima))</w:t>
+            </w:r>
+          </w:p>
+        </w:tc>
+      </w:tr>
+      <w:tr>
+        <w:tc>
+          <w:tcPr>
+            <w:tcW w:type="dxa" w:w="3120"/>
+          </w:tcPr>
+          <w:p>
+            <w:pPr>
+              <w:spacing w:after="20" w:before="20"/>
+              <w:jc w:val="left"/>
+            </w:pPr>
+            <w:r>
+              <w:rPr>
+                <w:rFonts w:ascii="Times New Roman" w:cs="Times New Roman" w:eastAsia="Times New Roman" w:hAnsi="Times New Roman"/>
+                <w:b/>
+                <w:bCs/>
+                <w:sz w:val="20"/>
+                <w:szCs w:val="20"/>
+              </w:rPr>
+              <w:t xml:space="preserve">Anna Laura Braghetti</w:t>
+            </w:r>
+          </w:p>
+        </w:tc>
+        <w:tc>
+          <w:tcPr>
+            <w:tcW w:type="dxa" w:w="3120"/>
+          </w:tcPr>
+          <w:p>
+            <w:pPr>
+              <w:spacing w:after="20" w:before="20"/>
+              <w:jc w:val="left"/>
+            </w:pPr>
+            <w:r>
+              <w:rPr>
+                <w:rFonts w:ascii="Times New Roman" w:cs="Times New Roman" w:eastAsia="Times New Roman" w:hAnsi="Times New Roman"/>
+                <w:sz w:val="20"/>
+                <w:szCs w:val="20"/>
+              </w:rPr>
+              <w:t xml:space="preserve">L'appartamento-prigione: acquisto di via Montalcini 8 (giugno 1977) e custodia della prigione per i cinquantacinque giorni. Ergastolo</w:t>
+            </w:r>
+          </w:p>
+        </w:tc>
+        <w:tc>
+          <w:tcPr>
+            <w:tcW w:type="dxa" w:w="3120"/>
+          </w:tcPr>
+          <w:p>
+            <w:pPr>
+              <w:spacing w:after="20" w:before="20"/>
+              <w:jc w:val="left"/>
+            </w:pPr>
+            <w:r>
+              <w:rPr>
+                <w:rFonts w:ascii="Times New Roman" w:cs="Times New Roman" w:eastAsia="Times New Roman" w:hAnsi="Times New Roman"/>
+                <w:sz w:val="20"/>
+                <w:szCs w:val="20"/>
+              </w:rPr>
+              <w:t xml:space="preserve">Moro uno/bis; definitivo 1985 (Avvenire (https://www.avvenire.it/politica/la-morte-di-anna-laura-braghetti-carceriera-di-moro-e-assassina-di-bachelet); Il Post (https://www.ilpost.it/2025/11/06/morta-anna-laura-braghetti-brigate-rosse/))</w:t>
+            </w:r>
+          </w:p>
+        </w:tc>
+      </w:tr>
+      <w:tr>
+        <w:tc>
+          <w:tcPr>
+            <w:tcW w:type="dxa" w:w="3120"/>
+          </w:tcPr>
+          <w:p>
+            <w:pPr>
+              <w:spacing w:after="20" w:before="20"/>
+              <w:jc w:val="left"/>
+            </w:pPr>
+            <w:r>
+              <w:rPr>
+                <w:rFonts w:ascii="Times New Roman" w:cs="Times New Roman" w:eastAsia="Times New Roman" w:hAnsi="Times New Roman"/>
+                <w:b/>
+                <w:bCs/>
+                <w:sz w:val="20"/>
+                <w:szCs w:val="20"/>
+              </w:rPr>
+              <w:t xml:space="preserve">Alessio Casimirri</w:t>
+            </w:r>
+          </w:p>
+        </w:tc>
+        <w:tc>
+          <w:tcPr>
+            <w:tcW w:type="dxa" w:w="3120"/>
+          </w:tcPr>
+          <w:p>
+            <w:pPr>
+              <w:spacing w:after="20" w:before="20"/>
+              <w:jc w:val="left"/>
+            </w:pPr>
+            <w:r>
+              <w:rPr>
+                <w:rFonts w:ascii="Times New Roman" w:cs="Times New Roman" w:eastAsia="Times New Roman" w:hAnsi="Times New Roman"/>
+                <w:sz w:val="20"/>
+                <w:szCs w:val="20"/>
+              </w:rPr>
+              <w:t xml:space="preserve">Componente del commando di via Fani. Sei ergastoli, in contumacia; latitante in Nicaragua dal 1982, unico componente identificato mai arrestato</w:t>
+            </w:r>
+          </w:p>
+        </w:tc>
+        <w:tc>
+          <w:tcPr>
+            <w:tcW w:type="dxa" w:w="3120"/>
+          </w:tcPr>
+          <w:p>
+            <w:pPr>
+              <w:spacing w:after="20" w:before="20"/>
+              <w:jc w:val="left"/>
+            </w:pPr>
+            <w:r>
+              <w:rPr>
+                <w:rFonts w:ascii="Times New Roman" w:cs="Times New Roman" w:eastAsia="Times New Roman" w:hAnsi="Times New Roman"/>
+                <w:sz w:val="20"/>
+                <w:szCs w:val="20"/>
+              </w:rPr>
+              <w:t xml:space="preserve">Definitivo (Wikipedia (https://it.wikipedia.org/wiki/Alessio_Casimirri); richieste di estradizione respinte dal Nicaragua)</w:t>
+            </w:r>
+          </w:p>
+        </w:tc>
+      </w:tr>
+      <w:tr>
+        <w:tc>
+          <w:tcPr>
+            <w:tcW w:type="dxa" w:w="3120"/>
+          </w:tcPr>
+          <w:p>
+            <w:pPr>
+              <w:spacing w:after="20" w:before="20"/>
+              <w:jc w:val="left"/>
+            </w:pPr>
+            <w:r>
+              <w:rPr>
+                <w:rFonts w:ascii="Times New Roman" w:cs="Times New Roman" w:eastAsia="Times New Roman" w:hAnsi="Times New Roman"/>
+                <w:b/>
+                <w:bCs/>
+                <w:sz w:val="20"/>
+                <w:szCs w:val="20"/>
+              </w:rPr>
+              <w:t xml:space="preserve">Alvaro Lojacono</w:t>
+            </w:r>
+          </w:p>
+        </w:tc>
+        <w:tc>
+          <w:tcPr>
+            <w:tcW w:type="dxa" w:w="3120"/>
+          </w:tcPr>
+          <w:p>
+            <w:pPr>
+              <w:spacing w:after="20" w:before="20"/>
+              <w:jc w:val="left"/>
+            </w:pPr>
+            <w:r>
+              <w:rPr>
+                <w:rFonts w:ascii="Times New Roman" w:cs="Times New Roman" w:eastAsia="Times New Roman" w:hAnsi="Times New Roman"/>
+                <w:sz w:val="20"/>
+                <w:szCs w:val="20"/>
+              </w:rPr>
+              <w:t xml:space="preserve">Responsabilità per l'intero arco 16 marzo – 9 maggio</w:t>
+            </w:r>
+          </w:p>
+        </w:tc>
+        <w:tc>
+          <w:tcPr>
+            <w:tcW w:type="dxa" w:w="3120"/>
+          </w:tcPr>
+          <w:p>
+            <w:pPr>
+              <w:spacing w:after="20" w:before="20"/>
+              <w:jc w:val="left"/>
+            </w:pPr>
+            <w:r>
+              <w:rPr>
+                <w:rFonts w:ascii="Times New Roman" w:cs="Times New Roman" w:eastAsia="Times New Roman" w:hAnsi="Times New Roman"/>
+                <w:sz w:val="20"/>
+                <w:szCs w:val="20"/>
+              </w:rPr>
+              <w:t xml:space="preserve">Moro quater; definitivo in Cassazione 14/5/1997</w:t>
+            </w:r>
+          </w:p>
+        </w:tc>
+      </w:tr>
+      <w:tr>
+        <w:tc>
+          <w:tcPr>
+            <w:tcW w:type="dxa" w:w="3120"/>
+          </w:tcPr>
+          <w:p>
+            <w:pPr>
+              <w:spacing w:after="20" w:before="20"/>
+              <w:jc w:val="left"/>
+            </w:pPr>
+            <w:r>
+              <w:rPr>
+                <w:rFonts w:ascii="Times New Roman" w:cs="Times New Roman" w:eastAsia="Times New Roman" w:hAnsi="Times New Roman"/>
+                <w:b/>
+                <w:bCs/>
+                <w:sz w:val="20"/>
+                <w:szCs w:val="20"/>
+              </w:rPr>
+              <w:t xml:space="preserve">Germano Maccari</w:t>
+            </w:r>
+          </w:p>
+        </w:tc>
+        <w:tc>
+          <w:tcPr>
+            <w:tcW w:type="dxa" w:w="3120"/>
+          </w:tcPr>
+          <w:p>
+            <w:pPr>
+              <w:spacing w:after="20" w:before="20"/>
+              <w:jc w:val="left"/>
+            </w:pPr>
+            <w:r>
+              <w:rPr>
+                <w:rFonts w:ascii="Times New Roman" w:cs="Times New Roman" w:eastAsia="Times New Roman" w:hAnsi="Times New Roman"/>
+                <w:sz w:val="20"/>
+                <w:szCs w:val="20"/>
+              </w:rPr>
+              <w:t xml:space="preserve">Il «quarto uomo» del covo di via Montalcini</w:t>
+            </w:r>
+          </w:p>
+        </w:tc>
+        <w:tc>
+          <w:tcPr>
+            <w:tcW w:type="dxa" w:w="3120"/>
+          </w:tcPr>
+          <w:p>
+            <w:pPr>
+              <w:spacing w:after="20" w:before="20"/>
+              <w:jc w:val="left"/>
+            </w:pPr>
+            <w:r>
+              <w:rPr>
+                <w:rFonts w:ascii="Times New Roman" w:cs="Times New Roman" w:eastAsia="Times New Roman" w:hAnsi="Times New Roman"/>
+                <w:sz w:val="20"/>
+                <w:szCs w:val="20"/>
+              </w:rPr>
+              <w:t xml:space="preserve">Moro quinquies; definitivo 1999</w:t>
+            </w:r>
+          </w:p>
+        </w:tc>
+      </w:tr>
+      <w:tr>
+        <w:tc>
+          <w:tcPr>
+            <w:tcW w:type="dxa" w:w="3120"/>
+          </w:tcPr>
+          <w:p>
+            <w:pPr>
+              <w:spacing w:after="20" w:before="20"/>
+              <w:jc w:val="left"/>
+            </w:pPr>
+            <w:r>
+              <w:rPr>
+                <w:rFonts w:ascii="Times New Roman" w:cs="Times New Roman" w:eastAsia="Times New Roman" w:hAnsi="Times New Roman"/>
+                <w:b/>
+                <w:bCs/>
+                <w:sz w:val="20"/>
+                <w:szCs w:val="20"/>
+              </w:rPr>
+              <w:t xml:space="preserve">Raimondo Etro</w:t>
+            </w:r>
+          </w:p>
+        </w:tc>
+        <w:tc>
+          <w:tcPr>
+            <w:tcW w:type="dxa" w:w="3120"/>
+          </w:tcPr>
+          <w:p>
+            <w:pPr>
+              <w:spacing w:after="20" w:before="20"/>
+              <w:jc w:val="left"/>
+            </w:pPr>
+            <w:r>
+              <w:rPr>
+                <w:rFonts w:ascii="Times New Roman" w:cs="Times New Roman" w:eastAsia="Times New Roman" w:hAnsi="Times New Roman"/>
+                <w:sz w:val="20"/>
+                <w:szCs w:val="20"/>
+              </w:rPr>
+              <w:t xml:space="preserve">Fasi collaterali dell'operazione</w:t>
+            </w:r>
+          </w:p>
+        </w:tc>
+        <w:tc>
+          <w:tcPr>
+            <w:tcW w:type="dxa" w:w="3120"/>
+          </w:tcPr>
+          <w:p>
+            <w:pPr>
+              <w:spacing w:after="20" w:before="20"/>
+              <w:jc w:val="left"/>
+            </w:pPr>
+            <w:r>
+              <w:rPr>
+                <w:rFonts w:ascii="Times New Roman" w:cs="Times New Roman" w:eastAsia="Times New Roman" w:hAnsi="Times New Roman"/>
+                <w:sz w:val="20"/>
+                <w:szCs w:val="20"/>
+              </w:rPr>
+              <w:t xml:space="preserve">Moro quinquies</w:t>
+            </w:r>
+          </w:p>
+        </w:tc>
+      </w:tr>
+    </w:tbl>
+    <w:p>
+      <w:pPr>
+        <w:spacing w:after="80"/>
+      </w:pPr>
+    </w:p>
+    <w:p>
+      <w:pPr>
+        <w:spacing w:after="120" w:line="276"/>
+        <w:jc w:val="both"/>
+      </w:pPr>
+      <w:r>
+        <w:rPr>
+          <w:rFonts w:ascii="Times New Roman" w:cs="Times New Roman" w:eastAsia="Times New Roman" w:hAnsi="Times New Roman"/>
+          <w:sz w:val="24"/>
+          <w:szCs w:val="24"/>
+        </w:rPr>
+        <w:t xml:space="preserve">Tre avvertenze governano il registro, e sono il suo senso.</w:t>
+      </w:r>
+    </w:p>
+    <w:p>
+      <w:pPr>
+        <w:spacing w:after="120" w:line="276"/>
+        <w:jc w:val="both"/>
+      </w:pPr>
+      <w:r>
+        <w:rPr>
+          <w:rFonts w:ascii="Times New Roman" w:cs="Times New Roman" w:eastAsia="Times New Roman" w:hAnsi="Times New Roman"/>
+          <w:b/>
+          <w:bCs/>
+          <w:sz w:val="24"/>
+          <w:szCs w:val="24"/>
+        </w:rPr>
+        <w:t xml:space="preserve">Prima</w:t>
+      </w:r>
+      <w:r>
+        <w:rPr>
+          <w:rFonts w:ascii="Times New Roman" w:cs="Times New Roman" w:eastAsia="Times New Roman" w:hAnsi="Times New Roman"/>
+          <w:sz w:val="24"/>
+          <w:szCs w:val="24"/>
+        </w:rPr>
+        <w:t xml:space="preserve">: il registro </w:t>
+      </w:r>
+      <w:r>
+        <w:rPr>
+          <w:rFonts w:ascii="Times New Roman" w:cs="Times New Roman" w:eastAsia="Times New Roman" w:hAnsi="Times New Roman"/>
+          <w:b/>
+          <w:bCs/>
+          <w:sz w:val="24"/>
+          <w:szCs w:val="24"/>
+        </w:rPr>
+        <w:t xml:space="preserve">non è l'elenco dei trentadue ergastoli</w:t>
+      </w:r>
+      <w:r>
+        <w:rPr>
+          <w:rFonts w:ascii="Times New Roman" w:cs="Times New Roman" w:eastAsia="Times New Roman" w:hAnsi="Times New Roman"/>
+          <w:sz w:val="24"/>
+          <w:szCs w:val="24"/>
+        </w:rPr>
+        <w:t xml:space="preserve"> del gennaio 1983, né potrebbe esserlo. Quell'elenco appartiene a un processo che giudicò molte condotte estranee all'operazione Moro; travasarlo qui sarebbe la colpa di gruppo per trascinamento che il capitolo settantasettesimo vieta. Qui compaiono </w:t>
+      </w:r>
+      <w:r>
+        <w:rPr>
+          <w:rFonts w:ascii="Times New Roman" w:cs="Times New Roman" w:eastAsia="Times New Roman" w:hAnsi="Times New Roman"/>
+          <w:b/>
+          <w:bCs/>
+          <w:sz w:val="24"/>
+          <w:szCs w:val="24"/>
+        </w:rPr>
+        <w:t xml:space="preserve">solo</w:t>
+      </w:r>
+      <w:r>
+        <w:rPr>
+          <w:rFonts w:ascii="Times New Roman" w:cs="Times New Roman" w:eastAsia="Times New Roman" w:hAnsi="Times New Roman"/>
+          <w:sz w:val="24"/>
+          <w:szCs w:val="24"/>
+        </w:rPr>
+        <w:t xml:space="preserve"> le persone la cui condanna definitiva riguarda specificamente il sequestro e l'omicidio di Aldo Moro e l'eccidio della scorta, con la condotta che il giudicato ha loro singolarmente attribuito.</w:t>
+      </w:r>
+    </w:p>
+    <w:p>
+      <w:pPr>
+        <w:spacing w:after="120" w:line="276"/>
+        <w:jc w:val="both"/>
+      </w:pPr>
+      <w:r>
+        <w:rPr>
+          <w:rFonts w:ascii="Times New Roman" w:cs="Times New Roman" w:eastAsia="Times New Roman" w:hAnsi="Times New Roman"/>
+          <w:b/>
+          <w:bCs/>
+          <w:sz w:val="24"/>
+          <w:szCs w:val="24"/>
+        </w:rPr>
+        <w:t xml:space="preserve">Seconda</w:t>
+      </w:r>
+      <w:r>
+        <w:rPr>
+          <w:rFonts w:ascii="Times New Roman" w:cs="Times New Roman" w:eastAsia="Times New Roman" w:hAnsi="Times New Roman"/>
+          <w:sz w:val="24"/>
+          <w:szCs w:val="24"/>
+        </w:rPr>
+        <w:t xml:space="preserve">: le condotte non sono equivalenti, e il registro non le appiattisce. Dirigere l'operazione, sparare in via Fani, custodire la prigione, concorrere dalla logistica: il giudicato le ha distinte, e la distinzione </w:t>
+      </w:r>
+      <w:r>
+        <w:rPr>
+          <w:rFonts w:ascii="Times New Roman" w:cs="Times New Roman" w:eastAsia="Times New Roman" w:hAnsi="Times New Roman"/>
+          <w:b/>
+          <w:bCs/>
+          <w:sz w:val="24"/>
+          <w:szCs w:val="24"/>
+        </w:rPr>
+        <w:t xml:space="preserve">è</w:t>
+      </w:r>
+      <w:r>
+        <w:rPr>
+          <w:rFonts w:ascii="Times New Roman" w:cs="Times New Roman" w:eastAsia="Times New Roman" w:hAnsi="Times New Roman"/>
+          <w:sz w:val="24"/>
+          <w:szCs w:val="24"/>
+        </w:rPr>
+        <w:t xml:space="preserve"> il principio personalistico all'opera. Ma il registro </w:t>
+      </w:r>
+      <w:r>
+        <w:rPr>
+          <w:rFonts w:ascii="Times New Roman" w:cs="Times New Roman" w:eastAsia="Times New Roman" w:hAnsi="Times New Roman"/>
+          <w:b/>
+          <w:bCs/>
+          <w:sz w:val="24"/>
+          <w:szCs w:val="24"/>
+        </w:rPr>
+        <w:t xml:space="preserve">non le ordina in graduatoria</w:t>
+      </w:r>
+      <w:r>
+        <w:rPr>
+          <w:rFonts w:ascii="Times New Roman" w:cs="Times New Roman" w:eastAsia="Times New Roman" w:hAnsi="Times New Roman"/>
+          <w:sz w:val="24"/>
+          <w:szCs w:val="24"/>
+        </w:rPr>
+        <w:t xml:space="preserve"> né vi appone percentuali: la misura della responsabilità di ciascuno sta nelle sentenze che l'hanno pronunciata, non in una aritmetica che l'opera ha già rifiutato una volta per tutte.</w:t>
+      </w:r>
+    </w:p>
+    <w:p>
+      <w:pPr>
+        <w:spacing w:after="120" w:line="276"/>
+        <w:jc w:val="both"/>
+      </w:pPr>
+      <w:r>
+        <w:rPr>
+          <w:rFonts w:ascii="Times New Roman" w:cs="Times New Roman" w:eastAsia="Times New Roman" w:hAnsi="Times New Roman"/>
+          <w:b/>
+          <w:bCs/>
+          <w:sz w:val="24"/>
+          <w:szCs w:val="24"/>
+        </w:rPr>
+        <w:t xml:space="preserve">Terza</w:t>
+      </w:r>
+      <w:r>
+        <w:rPr>
+          <w:rFonts w:ascii="Times New Roman" w:cs="Times New Roman" w:eastAsia="Times New Roman" w:hAnsi="Times New Roman"/>
+          <w:sz w:val="24"/>
+          <w:szCs w:val="24"/>
+        </w:rPr>
+        <w:t xml:space="preserve">: oltre queste tredici persone, </w:t>
+      </w:r>
+      <w:r>
+        <w:rPr>
+          <w:rFonts w:ascii="Times New Roman" w:cs="Times New Roman" w:eastAsia="Times New Roman" w:hAnsi="Times New Roman"/>
+          <w:b/>
+          <w:bCs/>
+          <w:sz w:val="24"/>
+          <w:szCs w:val="24"/>
+        </w:rPr>
+        <w:t xml:space="preserve">il registro non aggiunge nomi</w:t>
+      </w:r>
+      <w:r>
+        <w:rPr>
+          <w:rFonts w:ascii="Times New Roman" w:cs="Times New Roman" w:eastAsia="Times New Roman" w:hAnsi="Times New Roman"/>
+          <w:sz w:val="24"/>
+          <w:szCs w:val="24"/>
+        </w:rPr>
+        <w:t xml:space="preserve">, oggi come nella Fase nona. Chiunque altro sia stato evocato — mandanti, presenze, «centauri» — appartiene ai gradi B o C e vi resta.</w:t>
+      </w:r>
+    </w:p>
+    <w:p>
+      <w:pPr>
+        <w:pStyle w:val="Heading1"/>
+        <w:spacing w:after="120" w:before="240"/>
+      </w:pPr>
+      <w:r>
+        <w:rPr>
+          <w:rFonts w:ascii="Times New Roman" w:cs="Times New Roman" w:eastAsia="Times New Roman" w:hAnsi="Times New Roman"/>
+          <w:sz w:val="24"/>
+          <w:szCs w:val="24"/>
+        </w:rPr>
+        <w:t xml:space="preserve">Capitolo ottantesimo — Le posizioni distinte: dove il giudicato assolve, il registro tace</w:t>
+      </w:r>
+    </w:p>
+    <w:p>
+      <w:pPr>
+        <w:spacing w:after="120" w:line="276"/>
+        <w:jc w:val="both"/>
+      </w:pPr>
+      <w:r>
+        <w:rPr>
+          <w:rFonts w:ascii="Times New Roman" w:cs="Times New Roman" w:eastAsia="Times New Roman" w:hAnsi="Times New Roman"/>
+          <w:sz w:val="24"/>
+          <w:szCs w:val="24"/>
+        </w:rPr>
+        <w:t xml:space="preserve">Il principio personalistico vale nei </w:t>
+      </w:r>
+      <w:r>
+        <w:rPr>
+          <w:rFonts w:ascii="Times New Roman" w:cs="Times New Roman" w:eastAsia="Times New Roman" w:hAnsi="Times New Roman"/>
+          <w:b/>
+          <w:bCs/>
+          <w:sz w:val="24"/>
+          <w:szCs w:val="24"/>
+        </w:rPr>
+        <w:t xml:space="preserve">due sensi</w:t>
+      </w:r>
+      <w:r>
+        <w:rPr>
+          <w:rFonts w:ascii="Times New Roman" w:cs="Times New Roman" w:eastAsia="Times New Roman" w:hAnsi="Times New Roman"/>
+          <w:sz w:val="24"/>
+          <w:szCs w:val="24"/>
+        </w:rPr>
+        <w:t xml:space="preserve">, e questo capitolo ne è la prova più severa.</w:t>
+      </w:r>
+    </w:p>
+    <w:p>
+      <w:pPr>
+        <w:spacing w:after="120" w:line="276"/>
+        <w:jc w:val="both"/>
+      </w:pPr>
+      <w:r>
+        <w:rPr>
+          <w:rFonts w:ascii="Times New Roman" w:cs="Times New Roman" w:eastAsia="Times New Roman" w:hAnsi="Times New Roman"/>
+          <w:b/>
+          <w:bCs/>
+          <w:sz w:val="24"/>
+          <w:szCs w:val="24"/>
+        </w:rPr>
+        <w:t xml:space="preserve">Il caso Algranati.</w:t>
+      </w:r>
+      <w:r>
+        <w:rPr>
+          <w:rFonts w:ascii="Times New Roman" w:cs="Times New Roman" w:eastAsia="Times New Roman" w:hAnsi="Times New Roman"/>
+          <w:sz w:val="24"/>
+          <w:szCs w:val="24"/>
+        </w:rPr>
+        <w:t xml:space="preserve"> Rita Algranati fu </w:t>
+      </w:r>
+      <w:r>
+        <w:rPr>
+          <w:rFonts w:ascii="Times New Roman" w:cs="Times New Roman" w:eastAsia="Times New Roman" w:hAnsi="Times New Roman"/>
+          <w:b/>
+          <w:bCs/>
+          <w:sz w:val="24"/>
+          <w:szCs w:val="24"/>
+        </w:rPr>
+        <w:t xml:space="preserve">assolta</w:t>
+      </w:r>
+      <w:r>
+        <w:rPr>
+          <w:rFonts w:ascii="Times New Roman" w:cs="Times New Roman" w:eastAsia="Times New Roman" w:hAnsi="Times New Roman"/>
+          <w:sz w:val="24"/>
+          <w:szCs w:val="24"/>
+        </w:rPr>
+        <w:t xml:space="preserve">, all'esito del Moro ter (primo grado, ottobre 1988), per i fatti di via Fani: all'epoca del giudizio, la sua presenza la mattina del 16 marzo e il ruolo nella preparazione non erano ancora emersi, e l'assoluzione è </w:t>
+      </w:r>
+      <w:r>
+        <w:rPr>
+          <w:rFonts w:ascii="Times New Roman" w:cs="Times New Roman" w:eastAsia="Times New Roman" w:hAnsi="Times New Roman"/>
+          <w:b/>
+          <w:bCs/>
+          <w:sz w:val="24"/>
+          <w:szCs w:val="24"/>
+        </w:rPr>
+        <w:t xml:space="preserve">definitiva</w:t>
+      </w:r>
+      <w:r>
+        <w:rPr>
+          <w:rFonts w:ascii="Times New Roman" w:cs="Times New Roman" w:eastAsia="Times New Roman" w:hAnsi="Times New Roman"/>
+          <w:sz w:val="24"/>
+          <w:szCs w:val="24"/>
+        </w:rPr>
+        <w:t xml:space="preserve"> (Questione Giustizia, parte seconda (https://www.questionegiustizia.it/articolo/il-caso-moro-per-un-analisi-delle-sentenze-parte-seconda)). Ricostruzioni successive — memorialistiche e istruttorie — la collocano sul posto con funzione di segnalazione; ma quelle ricostruzioni sono grado B o C, e </w:t>
+      </w:r>
+      <w:r>
+        <w:rPr>
+          <w:rFonts w:ascii="Times New Roman" w:cs="Times New Roman" w:eastAsia="Times New Roman" w:hAnsi="Times New Roman"/>
+          <w:b/>
+          <w:bCs/>
+          <w:sz w:val="24"/>
+          <w:szCs w:val="24"/>
+        </w:rPr>
+        <w:t xml:space="preserve">non possono scavalcare un'assoluzione passata in giudicato</w:t>
+      </w:r>
+      <w:r>
+        <w:rPr>
+          <w:rFonts w:ascii="Times New Roman" w:cs="Times New Roman" w:eastAsia="Times New Roman" w:hAnsi="Times New Roman"/>
+          <w:sz w:val="24"/>
+          <w:szCs w:val="24"/>
+        </w:rPr>
+        <w:t xml:space="preserve">: il divieto di </w:t>
+      </w:r>
+      <w:r>
+        <w:rPr>
+          <w:rFonts w:ascii="Times New Roman" w:cs="Times New Roman" w:eastAsia="Times New Roman" w:hAnsi="Times New Roman"/>
+          <w:i/>
+          <w:iCs/>
+          <w:sz w:val="24"/>
+          <w:szCs w:val="24"/>
+        </w:rPr>
+        <w:t xml:space="preserve">bis in idem</w:t>
+      </w:r>
+      <w:r>
+        <w:rPr>
+          <w:rFonts w:ascii="Times New Roman" w:cs="Times New Roman" w:eastAsia="Times New Roman" w:hAnsi="Times New Roman"/>
+          <w:sz w:val="24"/>
+          <w:szCs w:val="24"/>
+        </w:rPr>
+        <w:t xml:space="preserve"> è un pilastro dello Stato di diritto, non un cavillo. Algranati fu poi condannata all'ergastolo </w:t>
+      </w:r>
+      <w:r>
+        <w:rPr>
+          <w:rFonts w:ascii="Times New Roman" w:cs="Times New Roman" w:eastAsia="Times New Roman" w:hAnsi="Times New Roman"/>
+          <w:b/>
+          <w:bCs/>
+          <w:sz w:val="24"/>
+          <w:szCs w:val="24"/>
+        </w:rPr>
+        <w:t xml:space="preserve">per altri fatti</w:t>
+      </w:r>
+      <w:r>
+        <w:rPr>
+          <w:rFonts w:ascii="Times New Roman" w:cs="Times New Roman" w:eastAsia="Times New Roman" w:hAnsi="Times New Roman"/>
+          <w:sz w:val="24"/>
+          <w:szCs w:val="24"/>
+        </w:rPr>
+        <w:t xml:space="preserve"> — gli omicidi dei magistrati Riccardo Palma e Girolamo Tartaglione e degli agenti Mea e Ollanu — e catturata al Cairo nel 2004 (Wikipedia (https://it.wikipedia.org/wiki/Rita_Algranati)): condanne che riguardano quei fatti e </w:t>
+      </w:r>
+      <w:r>
+        <w:rPr>
+          <w:rFonts w:ascii="Times New Roman" w:cs="Times New Roman" w:eastAsia="Times New Roman" w:hAnsi="Times New Roman"/>
+          <w:b/>
+          <w:bCs/>
+          <w:sz w:val="24"/>
+          <w:szCs w:val="24"/>
+        </w:rPr>
+        <w:t xml:space="preserve">solo</w:t>
+      </w:r>
+      <w:r>
+        <w:rPr>
+          <w:rFonts w:ascii="Times New Roman" w:cs="Times New Roman" w:eastAsia="Times New Roman" w:hAnsi="Times New Roman"/>
+          <w:sz w:val="24"/>
+          <w:szCs w:val="24"/>
+        </w:rPr>
+        <w:t xml:space="preserve"> quei fatti. Il registro del caso Moro, perciò, </w:t>
+      </w:r>
+      <w:r>
+        <w:rPr>
+          <w:rFonts w:ascii="Times New Roman" w:cs="Times New Roman" w:eastAsia="Times New Roman" w:hAnsi="Times New Roman"/>
+          <w:b/>
+          <w:bCs/>
+          <w:sz w:val="24"/>
+          <w:szCs w:val="24"/>
+        </w:rPr>
+        <w:t xml:space="preserve">non la contiene</w:t>
+      </w:r>
+      <w:r>
+        <w:rPr>
+          <w:rFonts w:ascii="Times New Roman" w:cs="Times New Roman" w:eastAsia="Times New Roman" w:hAnsi="Times New Roman"/>
+          <w:sz w:val="24"/>
+          <w:szCs w:val="24"/>
+        </w:rPr>
+        <w:t xml:space="preserve">; e la sua vicenda vi resta come dimostrazione che l'opera obbedisce al giudicato anche quando il giudicato dice «assolta» a fronte di una narrazione pubblica che dice altrimenti. Un registro che includesse gli assolti perché «tanto si sa» non sarebbe più un registro: sarebbe un tribunale parallelo, cioè la cosa che quest'opera esiste per non essere.</w:t>
+      </w:r>
+    </w:p>
+    <w:p>
+      <w:pPr>
+        <w:spacing w:after="120" w:line="276"/>
+        <w:jc w:val="both"/>
+      </w:pPr>
+      <w:r>
+        <w:rPr>
+          <w:rFonts w:ascii="Times New Roman" w:cs="Times New Roman" w:eastAsia="Times New Roman" w:hAnsi="Times New Roman"/>
+          <w:b/>
+          <w:bCs/>
+          <w:sz w:val="24"/>
+          <w:szCs w:val="24"/>
+        </w:rPr>
+        <w:t xml:space="preserve">Le posizioni differenziate.</w:t>
+      </w:r>
+      <w:r>
+        <w:rPr>
+          <w:rFonts w:ascii="Times New Roman" w:cs="Times New Roman" w:eastAsia="Times New Roman" w:hAnsi="Times New Roman"/>
+          <w:sz w:val="24"/>
+          <w:szCs w:val="24"/>
+        </w:rPr>
+        <w:t xml:space="preserve"> Valerio Morucci e Adriana Faranda uscirono dalle Brigate Rosse nel 1979, in dissenso maturato attorno all'esito del sequestro, e seguirono poi il percorso della dissociazione: sono </w:t>
+      </w:r>
+      <w:r>
+        <w:rPr>
+          <w:rFonts w:ascii="Times New Roman" w:cs="Times New Roman" w:eastAsia="Times New Roman" w:hAnsi="Times New Roman"/>
+          <w:b/>
+          <w:bCs/>
+          <w:sz w:val="24"/>
+          <w:szCs w:val="24"/>
+        </w:rPr>
+        <w:t xml:space="preserve">fatti biografici pubblici</w:t>
+      </w:r>
+      <w:r>
+        <w:rPr>
+          <w:rFonts w:ascii="Times New Roman" w:cs="Times New Roman" w:eastAsia="Times New Roman" w:hAnsi="Times New Roman"/>
+          <w:sz w:val="24"/>
+          <w:szCs w:val="24"/>
+        </w:rPr>
+        <w:t xml:space="preserve"> (grado F), che non attenuano ciò che il giudicato ha accertato a loro carico né lo aggravano — lo </w:t>
+      </w:r>
+      <w:r>
+        <w:rPr>
+          <w:rFonts w:ascii="Times New Roman" w:cs="Times New Roman" w:eastAsia="Times New Roman" w:hAnsi="Times New Roman"/>
+          <w:i/>
+          <w:iCs/>
+          <w:sz w:val="24"/>
+          <w:szCs w:val="24"/>
+        </w:rPr>
+        <w:t xml:space="preserve">contestualizzano</w:t>
+      </w:r>
+      <w:r>
+        <w:rPr>
+          <w:rFonts w:ascii="Times New Roman" w:cs="Times New Roman" w:eastAsia="Times New Roman" w:hAnsi="Times New Roman"/>
+          <w:sz w:val="24"/>
+          <w:szCs w:val="24"/>
+        </w:rPr>
+        <w:t xml:space="preserve">. Il loro Memoriale, come la Fase settima ha recepito dalla Commissione Moro 2, è un </w:t>
+      </w:r>
+      <w:r>
+        <w:rPr>
+          <w:rFonts w:ascii="Times New Roman" w:cs="Times New Roman" w:eastAsia="Times New Roman" w:hAnsi="Times New Roman"/>
+          <w:b/>
+          <w:bCs/>
+          <w:sz w:val="24"/>
+          <w:szCs w:val="24"/>
+        </w:rPr>
+        <w:t xml:space="preserve">testo negoziato</w:t>
+      </w:r>
+      <w:r>
+        <w:rPr>
+          <w:rFonts w:ascii="Times New Roman" w:cs="Times New Roman" w:eastAsia="Times New Roman" w:hAnsi="Times New Roman"/>
+          <w:sz w:val="24"/>
+          <w:szCs w:val="24"/>
+        </w:rPr>
+        <w:t xml:space="preserve"> degli anni Ottanta (grado B): fonte da leggere sapendo che cosa è.</w:t>
+      </w:r>
+    </w:p>
+    <w:p>
+      <w:pPr>
+        <w:spacing w:after="120" w:line="276"/>
+        <w:jc w:val="both"/>
+      </w:pPr>
+      <w:r>
+        <w:rPr>
+          <w:rFonts w:ascii="Times New Roman" w:cs="Times New Roman" w:eastAsia="Times New Roman" w:hAnsi="Times New Roman"/>
+          <w:b/>
+          <w:bCs/>
+          <w:sz w:val="24"/>
+          <w:szCs w:val="24"/>
+        </w:rPr>
+        <w:t xml:space="preserve">Gli assolti e i mai imputati.</w:t>
+      </w:r>
+      <w:r>
+        <w:rPr>
+          <w:rFonts w:ascii="Times New Roman" w:cs="Times New Roman" w:eastAsia="Times New Roman" w:hAnsi="Times New Roman"/>
+          <w:sz w:val="24"/>
+          <w:szCs w:val="24"/>
+        </w:rPr>
+        <w:t xml:space="preserve"> Per tutti coloro che furono prosciolti, assolti o mai raggiunti da imputazione — nel caso Moro come nei nodi collegati del corpus, da Hyperion in giù — vale la </w:t>
+      </w:r>
+      <w:r>
+        <w:rPr>
+          <w:rFonts w:ascii="Times New Roman" w:cs="Times New Roman" w:eastAsia="Times New Roman" w:hAnsi="Times New Roman"/>
+          <w:b/>
+          <w:bCs/>
+          <w:sz w:val="24"/>
+          <w:szCs w:val="24"/>
+        </w:rPr>
+        <w:t xml:space="preserve">presunzione d'innocenza piena e nominale</w:t>
+      </w:r>
+      <w:r>
+        <w:rPr>
+          <w:rFonts w:ascii="Times New Roman" w:cs="Times New Roman" w:eastAsia="Times New Roman" w:hAnsi="Times New Roman"/>
+          <w:sz w:val="24"/>
+          <w:szCs w:val="24"/>
+        </w:rPr>
+        <w:t xml:space="preserve">: non sono «sfuggiti» a nulla; sono, per l'ordinamento e per quest'opera, innocenti.</w:t>
+      </w:r>
+    </w:p>
+    <w:p>
+      <w:pPr>
+        <w:pStyle w:val="Heading1"/>
+        <w:spacing w:after="120" w:before="240"/>
+      </w:pPr>
+      <w:r>
+        <w:rPr>
+          <w:rFonts w:ascii="Times New Roman" w:cs="Times New Roman" w:eastAsia="Times New Roman" w:hAnsi="Times New Roman"/>
+          <w:sz w:val="24"/>
+          <w:szCs w:val="24"/>
+        </w:rPr>
+        <w:t xml:space="preserve">Capitolo ottantunesimo — L'appartenenza a uno o più gruppi come fatto biografico, mai come somma di colpe</w:t>
+      </w:r>
+    </w:p>
+    <w:p>
+      <w:pPr>
+        <w:spacing w:after="120" w:line="276"/>
+        <w:jc w:val="both"/>
+      </w:pPr>
+      <w:r>
+        <w:rPr>
+          <w:rFonts w:ascii="Times New Roman" w:cs="Times New Roman" w:eastAsia="Times New Roman" w:hAnsi="Times New Roman"/>
+          <w:sz w:val="24"/>
+          <w:szCs w:val="24"/>
+        </w:rPr>
+        <w:t xml:space="preserve">Molte delle persone del registro attraversarono, prima o durante la militanza brigatista, </w:t>
+      </w:r>
+      <w:r>
+        <w:rPr>
+          <w:rFonts w:ascii="Times New Roman" w:cs="Times New Roman" w:eastAsia="Times New Roman" w:hAnsi="Times New Roman"/>
+          <w:b/>
+          <w:bCs/>
+          <w:sz w:val="24"/>
+          <w:szCs w:val="24"/>
+        </w:rPr>
+        <w:t xml:space="preserve">altre formazioni</w:t>
+      </w:r>
+      <w:r>
+        <w:rPr>
+          <w:rFonts w:ascii="Times New Roman" w:cs="Times New Roman" w:eastAsia="Times New Roman" w:hAnsi="Times New Roman"/>
+          <w:sz w:val="24"/>
+          <w:szCs w:val="24"/>
+        </w:rPr>
+        <w:t xml:space="preserve">: percorsi da Potere Operaio verso le BR, genealogie dal Collettivo Politico Metropolitano e dal Superclan che il corpus ha già ricostruito nelle triangolazioni (cfr. </w:t>
+      </w:r>
+      <w:r>
+        <w:rPr>
+          <w:rFonts w:ascii="Times New Roman" w:cs="Times New Roman" w:eastAsia="Times New Roman" w:hAnsi="Times New Roman"/>
+          <w:i/>
+          <w:iCs/>
+          <w:sz w:val="24"/>
+          <w:szCs w:val="24"/>
+        </w:rPr>
+        <w:t xml:space="preserve">triangolazione-hyperion-corpus.md</w:t>
+      </w:r>
+      <w:r>
+        <w:rPr>
+          <w:rFonts w:ascii="Times New Roman" w:cs="Times New Roman" w:eastAsia="Times New Roman" w:hAnsi="Times New Roman"/>
+          <w:sz w:val="24"/>
+          <w:szCs w:val="24"/>
+        </w:rPr>
+        <w:t xml:space="preserve"> e </w:t>
+      </w:r>
+      <w:r>
+        <w:rPr>
+          <w:rFonts w:ascii="Times New Roman" w:cs="Times New Roman" w:eastAsia="Times New Roman" w:hAnsi="Times New Roman"/>
+          <w:i/>
+          <w:iCs/>
+          <w:sz w:val="24"/>
+          <w:szCs w:val="24"/>
+        </w:rPr>
+        <w:t xml:space="preserve">triangolazione-feltrinelli-hyperion.md</w:t>
+      </w:r>
+      <w:r>
+        <w:rPr>
+          <w:rFonts w:ascii="Times New Roman" w:cs="Times New Roman" w:eastAsia="Times New Roman" w:hAnsi="Times New Roman"/>
+          <w:sz w:val="24"/>
+          <w:szCs w:val="24"/>
+        </w:rPr>
+        <w:t xml:space="preserve">). Questi passaggi sono </w:t>
+      </w:r>
+      <w:r>
+        <w:rPr>
+          <w:rFonts w:ascii="Times New Roman" w:cs="Times New Roman" w:eastAsia="Times New Roman" w:hAnsi="Times New Roman"/>
+          <w:b/>
+          <w:bCs/>
+          <w:sz w:val="24"/>
+          <w:szCs w:val="24"/>
+        </w:rPr>
+        <w:t xml:space="preserve">storia</w:t>
+      </w:r>
+      <w:r>
+        <w:rPr>
+          <w:rFonts w:ascii="Times New Roman" w:cs="Times New Roman" w:eastAsia="Times New Roman" w:hAnsi="Times New Roman"/>
+          <w:sz w:val="24"/>
+          <w:szCs w:val="24"/>
+        </w:rPr>
+        <w:t xml:space="preserve">, e l'opera li documenta perché spiegano </w:t>
+      </w:r>
+      <w:r>
+        <w:rPr>
+          <w:rFonts w:ascii="Times New Roman" w:cs="Times New Roman" w:eastAsia="Times New Roman" w:hAnsi="Times New Roman"/>
+          <w:i/>
+          <w:iCs/>
+          <w:sz w:val="24"/>
+          <w:szCs w:val="24"/>
+        </w:rPr>
+        <w:t xml:space="preserve">come</w:t>
+      </w:r>
+      <w:r>
+        <w:rPr>
+          <w:rFonts w:ascii="Times New Roman" w:cs="Times New Roman" w:eastAsia="Times New Roman" w:hAnsi="Times New Roman"/>
+          <w:sz w:val="24"/>
+          <w:szCs w:val="24"/>
+        </w:rPr>
+        <w:t xml:space="preserve"> si formarono le persone e le reti.</w:t>
+      </w:r>
+    </w:p>
+    <w:p>
+      <w:pPr>
+        <w:spacing w:after="120" w:line="276"/>
+        <w:jc w:val="both"/>
+      </w:pPr>
+      <w:r>
+        <w:rPr>
+          <w:rFonts w:ascii="Times New Roman" w:cs="Times New Roman" w:eastAsia="Times New Roman" w:hAnsi="Times New Roman"/>
+          <w:sz w:val="24"/>
+          <w:szCs w:val="24"/>
+        </w:rPr>
+        <w:t xml:space="preserve">Ma il principio va enunciato senza residui: </w:t>
+      </w:r>
+      <w:r>
+        <w:rPr>
+          <w:rFonts w:ascii="Times New Roman" w:cs="Times New Roman" w:eastAsia="Times New Roman" w:hAnsi="Times New Roman"/>
+          <w:b/>
+          <w:bCs/>
+          <w:sz w:val="24"/>
+          <w:szCs w:val="24"/>
+        </w:rPr>
+        <w:t xml:space="preserve">le appartenenze non si sommano in colpa.</w:t>
+      </w:r>
+      <w:r>
+        <w:rPr>
+          <w:rFonts w:ascii="Times New Roman" w:cs="Times New Roman" w:eastAsia="Times New Roman" w:hAnsi="Times New Roman"/>
+          <w:sz w:val="24"/>
+          <w:szCs w:val="24"/>
+        </w:rPr>
+        <w:t xml:space="preserve"> Chi militò in due gruppi non è «due volte» prossimo alla responsabilità; chi ne attraversò tre non porta tre indizi. L'appartenenza — a </w:t>
+      </w:r>
+      <w:r>
+        <w:rPr>
+          <w:rFonts w:ascii="Times New Roman" w:cs="Times New Roman" w:eastAsia="Times New Roman" w:hAnsi="Times New Roman"/>
+          <w:i/>
+          <w:iCs/>
+          <w:sz w:val="24"/>
+          <w:szCs w:val="24"/>
+        </w:rPr>
+        <w:t xml:space="preserve">uno o più</w:t>
+      </w:r>
+      <w:r>
+        <w:rPr>
+          <w:rFonts w:ascii="Times New Roman" w:cs="Times New Roman" w:eastAsia="Times New Roman" w:hAnsi="Times New Roman"/>
+          <w:sz w:val="24"/>
+          <w:szCs w:val="24"/>
+        </w:rPr>
+        <w:t xml:space="preserve"> gruppi — resta, per ciascuno, un fatto biografico di grado F, utile alla comprensione storica e </w:t>
+      </w:r>
+      <w:r>
+        <w:rPr>
+          <w:rFonts w:ascii="Times New Roman" w:cs="Times New Roman" w:eastAsia="Times New Roman" w:hAnsi="Times New Roman"/>
+          <w:b/>
+          <w:bCs/>
+          <w:sz w:val="24"/>
+          <w:szCs w:val="24"/>
+        </w:rPr>
+        <w:t xml:space="preserve">inerte</w:t>
+      </w:r>
+      <w:r>
+        <w:rPr>
+          <w:rFonts w:ascii="Times New Roman" w:cs="Times New Roman" w:eastAsia="Times New Roman" w:hAnsi="Times New Roman"/>
+          <w:sz w:val="24"/>
+          <w:szCs w:val="24"/>
+        </w:rPr>
+        <w:t xml:space="preserve"> sul piano dell'attribuzione: la colpa nasce soltanto dalla condotta accertata, e la condotta accertata sta nel registro, una per persona, con la sua sentenza. È la stessa regola che il corpus applica, sull'altro versante, all'Opus Dei delle ricognizioni mediterranee e ai Lupi Grigi del dossier turco: nessun ente è colpevole delle condotte dei suoi membri, nessun membro è colpevole dell'esistenza del suo ente. La simmetria non è equidistanza morale: è </w:t>
+      </w:r>
+      <w:r>
+        <w:rPr>
+          <w:rFonts w:ascii="Times New Roman" w:cs="Times New Roman" w:eastAsia="Times New Roman" w:hAnsi="Times New Roman"/>
+          <w:b/>
+          <w:bCs/>
+          <w:sz w:val="24"/>
+          <w:szCs w:val="24"/>
+        </w:rPr>
+        <w:t xml:space="preserve">metodo</w:t>
+      </w:r>
+      <w:r>
+        <w:rPr>
+          <w:rFonts w:ascii="Times New Roman" w:cs="Times New Roman" w:eastAsia="Times New Roman" w:hAnsi="Times New Roman"/>
+          <w:sz w:val="24"/>
+          <w:szCs w:val="24"/>
+        </w:rPr>
+        <w:t xml:space="preserve">, ed è lo stesso per tutti.</w:t>
+      </w:r>
+    </w:p>
+    <w:p>
+      <w:pPr>
+        <w:pStyle w:val="Heading1"/>
+        <w:spacing w:after="120" w:before="240"/>
+      </w:pPr>
+      <w:r>
+        <w:rPr>
+          <w:rFonts w:ascii="Times New Roman" w:cs="Times New Roman" w:eastAsia="Times New Roman" w:hAnsi="Times New Roman"/>
+          <w:sz w:val="24"/>
+          <w:szCs w:val="24"/>
+        </w:rPr>
+        <w:t xml:space="preserve">Capitolo ottantaduesimo — Tavola di chiusura: che cosa questa Fase elimina, e che cosa custodisce</w:t>
+      </w:r>
+    </w:p>
+    <w:tbl>
+      <w:tblPr>
+        <w:tblW w:type="dxa" w:w="9360"/>
+        <w:tblBorders>
+          <w:top w:val="single" w:color="auto" w:sz="4"/>
+          <w:left w:val="single" w:color="auto" w:sz="4"/>
+          <w:bottom w:val="single" w:color="auto" w:sz="4"/>
+          <w:right w:val="single" w:color="auto" w:sz="4"/>
+          <w:insideH w:val="single" w:color="auto" w:sz="4"/>
+          <w:insideV w:val="single" w:color="auto" w:sz="4"/>
+        </w:tblBorders>
+      </w:tblPr>
+      <w:tblGrid>
+        <w:gridCol w:w="3120"/>
+        <w:gridCol w:w="3120"/>
+        <w:gridCol w:w="3120"/>
+      </w:tblGrid>
+      <w:tr>
+        <w:tc>
+          <w:tcPr>
+            <w:tcW w:type="dxa" w:w="3120"/>
+            <w:shd w:fill="1F3864" w:val="clear"/>
+          </w:tcPr>
+          <w:p>
+            <w:pPr>
+              <w:spacing w:after="20" w:before="20"/>
+              <w:jc w:val="left"/>
+            </w:pPr>
+            <w:r>
+              <w:rPr>
+                <w:rFonts w:ascii="Times New Roman" w:cs="Times New Roman" w:eastAsia="Times New Roman" w:hAnsi="Times New Roman"/>
+                <w:b/>
+                <w:bCs/>
+                <w:color w:val="FFFFFF"/>
+                <w:sz w:val="20"/>
+                <w:szCs w:val="20"/>
+              </w:rPr>
+              <w:t xml:space="preserve">Eliminato</w:t>
+            </w:r>
+          </w:p>
+        </w:tc>
+        <w:tc>
+          <w:tcPr>
+            <w:tcW w:type="dxa" w:w="3120"/>
+            <w:shd w:fill="1F3864" w:val="clear"/>
+          </w:tcPr>
+          <w:p>
+            <w:pPr>
+              <w:spacing w:after="20" w:before="20"/>
+              <w:jc w:val="left"/>
+            </w:pPr>
+            <w:r>
+              <w:rPr>
+                <w:rFonts w:ascii="Times New Roman" w:cs="Times New Roman" w:eastAsia="Times New Roman" w:hAnsi="Times New Roman"/>
+                <w:b/>
+                <w:bCs/>
+                <w:color w:val="FFFFFF"/>
+                <w:sz w:val="20"/>
+                <w:szCs w:val="20"/>
+              </w:rPr>
+              <w:t xml:space="preserve">Perché</w:t>
+            </w:r>
+          </w:p>
+        </w:tc>
+        <w:tc>
+          <w:tcPr>
+            <w:tcW w:type="dxa" w:w="3120"/>
+            <w:shd w:fill="1F3864" w:val="clear"/>
+          </w:tcPr>
+          <w:p>
+            <w:pPr>
+              <w:spacing w:after="20" w:before="20"/>
+              <w:jc w:val="left"/>
+            </w:pPr>
+            <w:r>
+              <w:rPr>
+                <w:rFonts w:ascii="Times New Roman" w:cs="Times New Roman" w:eastAsia="Times New Roman" w:hAnsi="Times New Roman"/>
+                <w:b/>
+                <w:bCs/>
+                <w:color w:val="FFFFFF"/>
+                <w:sz w:val="20"/>
+                <w:szCs w:val="20"/>
+              </w:rPr>
+              <w:t xml:space="preserve">Custodito al suo posto</w:t>
+            </w:r>
+          </w:p>
+        </w:tc>
+      </w:tr>
+      <w:tr>
+        <w:tc>
+          <w:tcPr>
+            <w:tcW w:type="dxa" w:w="3120"/>
+          </w:tcPr>
+          <w:p>
+            <w:pPr>
+              <w:spacing w:after="20" w:before="20"/>
+              <w:jc w:val="left"/>
+            </w:pPr>
+            <w:r>
+              <w:rPr>
+                <w:rFonts w:ascii="Times New Roman" w:cs="Times New Roman" w:eastAsia="Times New Roman" w:hAnsi="Times New Roman"/>
+                <w:sz w:val="20"/>
+                <w:szCs w:val="20"/>
+              </w:rPr>
+              <w:t xml:space="preserve">«Le BR sono colpevoli» come formula di attribuzione</w:t>
+            </w:r>
+          </w:p>
+        </w:tc>
+        <w:tc>
+          <w:tcPr>
+            <w:tcW w:type="dxa" w:w="3120"/>
+          </w:tcPr>
+          <w:p>
+            <w:pPr>
+              <w:spacing w:after="20" w:before="20"/>
+              <w:jc w:val="left"/>
+            </w:pPr>
+            <w:r>
+              <w:rPr>
+                <w:rFonts w:ascii="Times New Roman" w:cs="Times New Roman" w:eastAsia="Times New Roman" w:hAnsi="Times New Roman"/>
+                <w:sz w:val="20"/>
+                <w:szCs w:val="20"/>
+              </w:rPr>
+              <w:t xml:space="preserve">Il gruppo non è soggetto di colpa (art. 27 Cost.)</w:t>
+            </w:r>
+          </w:p>
+        </w:tc>
+        <w:tc>
+          <w:tcPr>
+            <w:tcW w:type="dxa" w:w="3120"/>
+          </w:tcPr>
+          <w:p>
+            <w:pPr>
+              <w:spacing w:after="20" w:before="20"/>
+              <w:jc w:val="left"/>
+            </w:pPr>
+            <w:r>
+              <w:rPr>
+                <w:rFonts w:ascii="Times New Roman" w:cs="Times New Roman" w:eastAsia="Times New Roman" w:hAnsi="Times New Roman"/>
+                <w:sz w:val="20"/>
+                <w:szCs w:val="20"/>
+              </w:rPr>
+              <w:t xml:space="preserve">Tredici responsabilità </w:t>
+            </w:r>
+            <w:r>
+              <w:rPr>
+                <w:rFonts w:ascii="Times New Roman" w:cs="Times New Roman" w:eastAsia="Times New Roman" w:hAnsi="Times New Roman"/>
+                <w:b/>
+                <w:bCs/>
+                <w:sz w:val="20"/>
+                <w:szCs w:val="20"/>
+              </w:rPr>
+              <w:t xml:space="preserve">personali</w:t>
+            </w:r>
+            <w:r>
+              <w:rPr>
+                <w:rFonts w:ascii="Times New Roman" w:cs="Times New Roman" w:eastAsia="Times New Roman" w:hAnsi="Times New Roman"/>
+                <w:sz w:val="20"/>
+                <w:szCs w:val="20"/>
+              </w:rPr>
+              <w:t xml:space="preserve">, nominative, ciascuna con la propria condotta e la propria sentenza (cap. 79)</w:t>
+            </w:r>
+          </w:p>
+        </w:tc>
+      </w:tr>
+      <w:tr>
+        <w:tc>
+          <w:tcPr>
+            <w:tcW w:type="dxa" w:w="3120"/>
+          </w:tcPr>
+          <w:p>
+            <w:pPr>
+              <w:spacing w:after="20" w:before="20"/>
+              <w:jc w:val="left"/>
+            </w:pPr>
+            <w:r>
+              <w:rPr>
+                <w:rFonts w:ascii="Times New Roman" w:cs="Times New Roman" w:eastAsia="Times New Roman" w:hAnsi="Times New Roman"/>
+                <w:sz w:val="20"/>
+                <w:szCs w:val="20"/>
+              </w:rPr>
+              <w:t xml:space="preserve">L'elenco dei 32 ergastoli come «elenco dei colpevoli del caso Moro»</w:t>
+            </w:r>
+          </w:p>
+        </w:tc>
+        <w:tc>
+          <w:tcPr>
+            <w:tcW w:type="dxa" w:w="3120"/>
+          </w:tcPr>
+          <w:p>
+            <w:pPr>
+              <w:spacing w:after="20" w:before="20"/>
+              <w:jc w:val="left"/>
+            </w:pPr>
+            <w:r>
+              <w:rPr>
+                <w:rFonts w:ascii="Times New Roman" w:cs="Times New Roman" w:eastAsia="Times New Roman" w:hAnsi="Times New Roman"/>
+                <w:sz w:val="20"/>
+                <w:szCs w:val="20"/>
+              </w:rPr>
+              <w:t xml:space="preserve">Colpa di gruppo per trascinamento: quel processo giudicò molte condotte estranee all'operazione</w:t>
+            </w:r>
+          </w:p>
+        </w:tc>
+        <w:tc>
+          <w:tcPr>
+            <w:tcW w:type="dxa" w:w="3120"/>
+          </w:tcPr>
+          <w:p>
+            <w:pPr>
+              <w:spacing w:after="20" w:before="20"/>
+              <w:jc w:val="left"/>
+            </w:pPr>
+            <w:r>
+              <w:rPr>
+                <w:rFonts w:ascii="Times New Roman" w:cs="Times New Roman" w:eastAsia="Times New Roman" w:hAnsi="Times New Roman"/>
+                <w:sz w:val="20"/>
+                <w:szCs w:val="20"/>
+              </w:rPr>
+              <w:t xml:space="preserve">Il registro ristretto alle condanne </w:t>
+            </w:r>
+            <w:r>
+              <w:rPr>
+                <w:rFonts w:ascii="Times New Roman" w:cs="Times New Roman" w:eastAsia="Times New Roman" w:hAnsi="Times New Roman"/>
+                <w:b/>
+                <w:bCs/>
+                <w:sz w:val="20"/>
+                <w:szCs w:val="20"/>
+              </w:rPr>
+              <w:t xml:space="preserve">specifiche</w:t>
+            </w:r>
+            <w:r>
+              <w:rPr>
+                <w:rFonts w:ascii="Times New Roman" w:cs="Times New Roman" w:eastAsia="Times New Roman" w:hAnsi="Times New Roman"/>
+                <w:sz w:val="20"/>
+                <w:szCs w:val="20"/>
+              </w:rPr>
+              <w:t xml:space="preserve"> per il caso</w:t>
+            </w:r>
+          </w:p>
+        </w:tc>
+      </w:tr>
+      <w:tr>
+        <w:tc>
+          <w:tcPr>
+            <w:tcW w:type="dxa" w:w="3120"/>
+          </w:tcPr>
+          <w:p>
+            <w:pPr>
+              <w:spacing w:after="20" w:before="20"/>
+              <w:jc w:val="left"/>
+            </w:pPr>
+            <w:r>
+              <w:rPr>
+                <w:rFonts w:ascii="Times New Roman" w:cs="Times New Roman" w:eastAsia="Times New Roman" w:hAnsi="Times New Roman"/>
+                <w:sz w:val="20"/>
+                <w:szCs w:val="20"/>
+              </w:rPr>
+              <w:t xml:space="preserve">L'appartenenza (a uno o più gruppi) come indizio o aggravante</w:t>
+            </w:r>
+          </w:p>
+        </w:tc>
+        <w:tc>
+          <w:tcPr>
+            <w:tcW w:type="dxa" w:w="3120"/>
+          </w:tcPr>
+          <w:p>
+            <w:pPr>
+              <w:spacing w:after="20" w:before="20"/>
+              <w:jc w:val="left"/>
+            </w:pPr>
+            <w:r>
+              <w:rPr>
+                <w:rFonts w:ascii="Times New Roman" w:cs="Times New Roman" w:eastAsia="Times New Roman" w:hAnsi="Times New Roman"/>
+                <w:sz w:val="20"/>
+                <w:szCs w:val="20"/>
+              </w:rPr>
+              <w:t xml:space="preserve">Appartenenza ≠ condotta; le militanze non si sommano in colpa</w:t>
+            </w:r>
+          </w:p>
+        </w:tc>
+        <w:tc>
+          <w:tcPr>
+            <w:tcW w:type="dxa" w:w="3120"/>
+          </w:tcPr>
+          <w:p>
+            <w:pPr>
+              <w:spacing w:after="20" w:before="20"/>
+              <w:jc w:val="left"/>
+            </w:pPr>
+            <w:r>
+              <w:rPr>
+                <w:rFonts w:ascii="Times New Roman" w:cs="Times New Roman" w:eastAsia="Times New Roman" w:hAnsi="Times New Roman"/>
+                <w:sz w:val="20"/>
+                <w:szCs w:val="20"/>
+              </w:rPr>
+              <w:t xml:space="preserve">L'appartenenza come </w:t>
+            </w:r>
+            <w:r>
+              <w:rPr>
+                <w:rFonts w:ascii="Times New Roman" w:cs="Times New Roman" w:eastAsia="Times New Roman" w:hAnsi="Times New Roman"/>
+                <w:b/>
+                <w:bCs/>
+                <w:sz w:val="20"/>
+                <w:szCs w:val="20"/>
+              </w:rPr>
+              <w:t xml:space="preserve">fatto biografico</w:t>
+            </w:r>
+            <w:r>
+              <w:rPr>
+                <w:rFonts w:ascii="Times New Roman" w:cs="Times New Roman" w:eastAsia="Times New Roman" w:hAnsi="Times New Roman"/>
+                <w:sz w:val="20"/>
+                <w:szCs w:val="20"/>
+              </w:rPr>
+              <w:t xml:space="preserve"> (F), utile alla storia, inerte per l'attribuzione</w:t>
+            </w:r>
+          </w:p>
+        </w:tc>
+      </w:tr>
+      <w:tr>
+        <w:tc>
+          <w:tcPr>
+            <w:tcW w:type="dxa" w:w="3120"/>
+          </w:tcPr>
+          <w:p>
+            <w:pPr>
+              <w:spacing w:after="20" w:before="20"/>
+              <w:jc w:val="left"/>
+            </w:pPr>
+            <w:r>
+              <w:rPr>
+                <w:rFonts w:ascii="Times New Roman" w:cs="Times New Roman" w:eastAsia="Times New Roman" w:hAnsi="Times New Roman"/>
+                <w:sz w:val="20"/>
+                <w:szCs w:val="20"/>
+              </w:rPr>
+              <w:t xml:space="preserve">La colpa che «sale» al collettivo e svapora («fu l'organizzazione»)</w:t>
+            </w:r>
+          </w:p>
+        </w:tc>
+        <w:tc>
+          <w:tcPr>
+            <w:tcW w:type="dxa" w:w="3120"/>
+          </w:tcPr>
+          <w:p>
+            <w:pPr>
+              <w:spacing w:after="20" w:before="20"/>
+              <w:jc w:val="left"/>
+            </w:pPr>
+            <w:r>
+              <w:rPr>
+                <w:rFonts w:ascii="Times New Roman" w:cs="Times New Roman" w:eastAsia="Times New Roman" w:hAnsi="Times New Roman"/>
+                <w:sz w:val="20"/>
+                <w:szCs w:val="20"/>
+              </w:rPr>
+              <w:t xml:space="preserve">Il collettivo non assorbe la responsabilità dei singoli</w:t>
+            </w:r>
+          </w:p>
+        </w:tc>
+        <w:tc>
+          <w:tcPr>
+            <w:tcW w:type="dxa" w:w="3120"/>
+          </w:tcPr>
+          <w:p>
+            <w:pPr>
+              <w:spacing w:after="20" w:before="20"/>
+              <w:jc w:val="left"/>
+            </w:pPr>
+            <w:r>
+              <w:rPr>
+                <w:rFonts w:ascii="Times New Roman" w:cs="Times New Roman" w:eastAsia="Times New Roman" w:hAnsi="Times New Roman"/>
+                <w:sz w:val="20"/>
+                <w:szCs w:val="20"/>
+              </w:rPr>
+              <w:t xml:space="preserve">Le condotte distinte che il giudicato ha distinto: dirigere, sparare, custodire, concorrere</w:t>
+            </w:r>
+          </w:p>
+        </w:tc>
+      </w:tr>
+      <w:tr>
+        <w:tc>
+          <w:tcPr>
+            <w:tcW w:type="dxa" w:w="3120"/>
+          </w:tcPr>
+          <w:p>
+            <w:pPr>
+              <w:spacing w:after="20" w:before="20"/>
+              <w:jc w:val="left"/>
+            </w:pPr>
+            <w:r>
+              <w:rPr>
+                <w:rFonts w:ascii="Times New Roman" w:cs="Times New Roman" w:eastAsia="Times New Roman" w:hAnsi="Times New Roman"/>
+                <w:sz w:val="20"/>
+                <w:szCs w:val="20"/>
+              </w:rPr>
+              <w:t xml:space="preserve">Ogni nome oltre il giudicato; ogni percentuale; ogni graduatoria</w:t>
+            </w:r>
+          </w:p>
+        </w:tc>
+        <w:tc>
+          <w:tcPr>
+            <w:tcW w:type="dxa" w:w="3120"/>
+          </w:tcPr>
+          <w:p>
+            <w:pPr>
+              <w:spacing w:after="20" w:before="20"/>
+              <w:jc w:val="left"/>
+            </w:pPr>
+            <w:r>
+              <w:rPr>
+                <w:rFonts w:ascii="Times New Roman" w:cs="Times New Roman" w:eastAsia="Times New Roman" w:hAnsi="Times New Roman"/>
+                <w:sz w:val="20"/>
+                <w:szCs w:val="20"/>
+              </w:rPr>
+              <w:t xml:space="preserve">Divieto costitutivo dell'opera</w:t>
+            </w:r>
+          </w:p>
+        </w:tc>
+        <w:tc>
+          <w:tcPr>
+            <w:tcW w:type="dxa" w:w="3120"/>
+          </w:tcPr>
+          <w:p>
+            <w:pPr>
+              <w:spacing w:after="20" w:before="20"/>
+              <w:jc w:val="left"/>
+            </w:pPr>
+            <w:r>
+              <w:rPr>
+                <w:rFonts w:ascii="Times New Roman" w:cs="Times New Roman" w:eastAsia="Times New Roman" w:hAnsi="Times New Roman"/>
+                <w:sz w:val="20"/>
+                <w:szCs w:val="20"/>
+              </w:rPr>
+              <w:t xml:space="preserve">I gradi B e C dichiarati come tali; gli assolti assolti (caso Algranati); le sei vittime in testa a ogni pagina</w:t>
+            </w:r>
+          </w:p>
+        </w:tc>
+      </w:tr>
+    </w:tbl>
+    <w:p>
+      <w:pPr>
+        <w:spacing w:after="80"/>
+      </w:pPr>
+    </w:p>
+    <w:p>
+      <w:pPr>
+        <w:pBdr>
+          <w:bottom w:val="single" w:color="999999" w:sz="6" w:space="1"/>
+        </w:pBdr>
+        <w:spacing w:after="80"/>
+      </w:pPr>
+    </w:p>
+    <w:p>
+      <w:pPr>
+        <w:spacing w:after="120" w:line="276"/>
+        <w:jc w:val="both"/>
+      </w:pPr>
+      <w:r>
+        <w:rPr>
+          <w:rFonts w:ascii="Times New Roman" w:cs="Times New Roman" w:eastAsia="Times New Roman" w:hAnsi="Times New Roman"/>
+          <w:i/>
+          <w:iCs/>
+          <w:sz w:val="24"/>
+          <w:szCs w:val="24"/>
+        </w:rPr>
+        <w:t xml:space="preserve">Congedo della Fase decima.</w:t>
+      </w:r>
+      <w:r>
+        <w:rPr>
+          <w:rFonts w:ascii="Times New Roman" w:cs="Times New Roman" w:eastAsia="Times New Roman" w:hAnsi="Times New Roman"/>
+          <w:sz w:val="24"/>
+          <w:szCs w:val="24"/>
+        </w:rPr>
+        <w:t xml:space="preserve"> Ciò che questa Fase toglie ai gruppi non va perduto: va alle persone — che è il solo luogo dove la responsabilità sia mai realmente stata. Tredici nomi con tredici condotte, scritte da giudici e non da noi; un'assolta che resta assolta contro la comodità del racconto; e, prima di tutti, sei vittime con i loro nomi: Oreste Leonardi, Domenico Ricci, Giulio Rivera, Francesco Zizzi, Raffaele Iozzino, Aldo Moro. La guerra senza fine è fatta anche di questo: della tentazione, sempre risorgente, di giudicare all'ingrosso — per sigle, per ambienti, per appartenenze. Quest'opera vi oppone il dettaglio, che è la forma giuridica del rispetto: </w:t>
+      </w:r>
+      <w:r>
+        <w:rPr>
+          <w:rFonts w:ascii="Times New Roman" w:cs="Times New Roman" w:eastAsia="Times New Roman" w:hAnsi="Times New Roman"/>
+          <w:b/>
+          <w:bCs/>
+          <w:sz w:val="24"/>
+          <w:szCs w:val="24"/>
+        </w:rPr>
+        <w:t xml:space="preserve">una persona, una condotta, una sentenza.</w:t>
+      </w:r>
+      <w:r>
+        <w:rPr>
+          <w:rFonts w:ascii="Times New Roman" w:cs="Times New Roman" w:eastAsia="Times New Roman" w:hAnsi="Times New Roman"/>
+          <w:sz w:val="24"/>
+          <w:szCs w:val="24"/>
+        </w:rPr>
+        <w:t xml:space="preserve"> Nulla di meno, e mai nulla di più.</w:t>
+      </w:r>
+    </w:p>
+    <w:p>
+      <w:pPr>
+        <w:pBdr>
+          <w:bottom w:val="single" w:color="999999" w:sz="6" w:space="1"/>
+        </w:pBdr>
+        <w:spacing w:after="80"/>
+      </w:pPr>
+    </w:p>
+    <w:p>
+      <w:pPr>
+        <w:spacing w:after="120" w:line="276"/>
+        <w:jc w:val="both"/>
+      </w:pPr>
+      <w:r>
+        <w:rPr>
+          <w:rFonts w:ascii="Times New Roman" w:cs="Times New Roman" w:eastAsia="Times New Roman" w:hAnsi="Times New Roman"/>
+          <w:i/>
+          <w:iCs/>
+          <w:sz w:val="24"/>
+          <w:szCs w:val="24"/>
+        </w:rPr>
+        <w:t xml:space="preserve">Fase decima dell'opera «Aldo Moro — Una guerra senza fine» (capp. 77-82). Rende esplicito e sistematico il principio personalistico (art. 27 Cost.; art. 110 c.p.): elimina la colpa dei gruppi in entrambe le direzioni — né colpa collettiva discendente, né deresponsabilizzazione ascendente — e la sostituisce con il registro nominativo delle tredici responsabilità personali accertate in giudicato, ciascuna con la propria condotta; tratta il caso Algranati come prova che il giudicato vale nei due sensi; qualifica l'appartenenza a uno o più gruppi come fatto biografico inerte per l'attribuzione. Fonti: sentenza I Corte d'assise di Roma 24/1/1983 e analisi delle sentenze (Questione Giustizia, parti prima e seconda); Il Sole 24 Ore; fonti biografiche verificate per Braghetti, Casimirri, Algranati. Nessuna imputazione oltre il giudicato; nessuna graduatoria; nessuna percentuale.</w:t>
       </w:r>
     </w:p>
     <w:p>
